--- a/03-Communication-and-Teamwork/Meetings/Minutes/Mentor-Client-Meetings/Meeting Minutes 2025-03-27 (Mentor).docx
+++ b/03-Communication-and-Teamwork/Meetings/Minutes/Mentor-Client-Meetings/Meeting Minutes 2025-03-27 (Mentor).docx
@@ -4,13 +4,6 @@
   <w:body>
     <w:p>
       <w:pPr>
-        <w:rPr>
-          <w:rFonts w:ascii="Calibri" w:hAnsi="Calibri" w:cs="Calibri"/>
-        </w:rPr>
-      </w:pPr>
-    </w:p>
-    <w:p>
-      <w:pPr>
         <w:jc w:val="center"/>
         <w:rPr>
           <w:rFonts w:ascii="Calibri" w:hAnsi="Calibri" w:cs="Calibri"/>
@@ -22,7 +15,7 @@
           <w:rFonts w:ascii="Calibri" w:hAnsi="Calibri" w:cs="Calibri"/>
           <w:b/>
         </w:rPr>
-        <w:t>Mentor / Client Meeting</w:t>
+        <w:t>Mentor Meeting</w:t>
       </w:r>
     </w:p>
     <w:p>
@@ -47,14 +40,14 @@
         <w:tblLook w:val="01E0" w:firstRow="1" w:lastRow="1" w:firstColumn="1" w:lastColumn="1" w:noHBand="0" w:noVBand="0"/>
       </w:tblPr>
       <w:tblGrid>
-        <w:gridCol w:w="2952"/>
-        <w:gridCol w:w="2952"/>
+        <w:gridCol w:w="2694"/>
+        <w:gridCol w:w="3210"/>
         <w:gridCol w:w="4086"/>
       </w:tblGrid>
       <w:tr>
         <w:tc>
           <w:tcPr>
-            <w:tcW w:w="2952" w:type="dxa"/>
+            <w:tcW w:w="2694" w:type="dxa"/>
             <w:shd w:val="clear" w:color="auto" w:fill="D9D9D9"/>
             <w:vAlign w:val="center"/>
           </w:tcPr>
@@ -70,59 +63,37 @@
                 <w:rFonts w:ascii="Calibri" w:hAnsi="Calibri" w:cs="Calibri"/>
                 <w:b/>
               </w:rPr>
-              <w:t>Client/</w:t>
-            </w:r>
-            <w:r>
-              <w:rPr>
-                <w:rFonts w:ascii="Calibri" w:hAnsi="Calibri" w:cs="Calibri"/>
-                <w:b/>
-              </w:rPr>
-              <w:t>Project:</w:t>
-            </w:r>
-          </w:p>
-        </w:tc>
-        <w:tc>
-          <w:tcPr>
-            <w:tcW w:w="7038" w:type="dxa"/>
+              <w:t>Client</w:t>
+            </w:r>
+            <w:r>
+              <w:rPr>
+                <w:rFonts w:ascii="Calibri" w:hAnsi="Calibri" w:cs="Calibri"/>
+                <w:b/>
+              </w:rPr>
+              <w:t>:</w:t>
+            </w:r>
+          </w:p>
+        </w:tc>
+        <w:tc>
+          <w:tcPr>
+            <w:tcW w:w="7296" w:type="dxa"/>
             <w:gridSpan w:val="2"/>
             <w:shd w:val="clear" w:color="auto" w:fill="D9D9D9"/>
             <w:vAlign w:val="center"/>
           </w:tcPr>
           <w:p>
             <w:pPr>
-              <w:spacing w:after="240"/>
-              <w:jc w:val="center"/>
-              <w:rPr>
-                <w:rFonts w:ascii="Calibri" w:hAnsi="Calibri" w:cs="Calibri"/>
-                <w:b/>
-              </w:rPr>
-            </w:pPr>
-            <w:r>
-              <w:rPr>
-                <w:rFonts w:ascii="Calibri" w:hAnsi="Calibri" w:cs="Calibri"/>
-                <w:b/>
-              </w:rPr>
-              <w:t xml:space="preserve">Raymond Lutui </w:t>
-            </w:r>
-            <w:r>
-              <w:rPr>
-                <w:rFonts w:ascii="Aptos" w:hAnsi="Aptos" w:cs="Calibri"/>
-                <w:b/>
-                <w:sz w:val="14"/>
-                <w:szCs w:val="14"/>
-              </w:rPr>
-              <w:t xml:space="preserve">- </w:t>
-            </w:r>
-            <w:r>
-              <w:rPr>
-                <w:rFonts w:ascii="Aptos" w:hAnsi="Aptos"/>
-                <w:b/>
-                <w:bCs/>
-                <w:color w:val="000000"/>
-                <w:sz w:val="22"/>
-                <w:szCs w:val="22"/>
-              </w:rPr>
-              <w:t>Network Performance Evaluation on Linux Based Operating Systems</w:t>
+              <w:rPr>
+                <w:rFonts w:ascii="Calibri" w:hAnsi="Calibri" w:cs="Calibri"/>
+                <w:b/>
+              </w:rPr>
+            </w:pPr>
+            <w:r>
+              <w:rPr>
+                <w:rFonts w:ascii="Calibri" w:hAnsi="Calibri" w:cs="Calibri"/>
+                <w:b/>
+              </w:rPr>
+              <w:t>Raymond Lutui</w:t>
             </w:r>
           </w:p>
         </w:tc>
@@ -130,7 +101,7 @@
       <w:tr>
         <w:tc>
           <w:tcPr>
-            <w:tcW w:w="2952" w:type="dxa"/>
+            <w:tcW w:w="2694" w:type="dxa"/>
             <w:shd w:val="clear" w:color="auto" w:fill="D9D9D9"/>
             <w:vAlign w:val="center"/>
           </w:tcPr>
@@ -146,28 +117,13 @@
                 <w:rFonts w:ascii="Calibri" w:hAnsi="Calibri" w:cs="Calibri"/>
                 <w:b/>
               </w:rPr>
-              <w:t>Purpose</w:t>
-            </w:r>
-            <w:r>
-              <w:rPr>
-                <w:rFonts w:ascii="Calibri" w:hAnsi="Calibri" w:cs="Calibri"/>
-                <w:b/>
-              </w:rPr>
-              <w:t>:</w:t>
-            </w:r>
-          </w:p>
-          <w:p>
-            <w:pPr>
-              <w:rPr>
-                <w:rFonts w:ascii="Calibri" w:hAnsi="Calibri" w:cs="Calibri"/>
-                <w:b/>
-              </w:rPr>
-            </w:pPr>
-          </w:p>
-        </w:tc>
-        <w:tc>
-          <w:tcPr>
-            <w:tcW w:w="7038" w:type="dxa"/>
+              <w:t>Project:</w:t>
+            </w:r>
+          </w:p>
+        </w:tc>
+        <w:tc>
+          <w:tcPr>
+            <w:tcW w:w="7296" w:type="dxa"/>
             <w:gridSpan w:val="2"/>
             <w:shd w:val="clear" w:color="auto" w:fill="D9D9D9"/>
             <w:vAlign w:val="center"/>
@@ -183,32 +139,19 @@
               <w:rPr>
                 <w:rFonts w:ascii="Calibri" w:hAnsi="Calibri" w:cs="Calibri"/>
                 <w:b/>
-              </w:rPr>
-              <w:t xml:space="preserve">Meeting with Mentor/ Client for </w:t>
-            </w:r>
-            <w:r>
-              <w:rPr>
-                <w:rFonts w:ascii="Calibri" w:hAnsi="Calibri" w:cs="Calibri"/>
-                <w:b/>
-              </w:rPr>
-              <w:t>Project Update and review of Proposal</w:t>
-            </w:r>
-          </w:p>
-          <w:p>
-            <w:pPr>
-              <w:ind w:left="360"/>
-              <w:rPr>
-                <w:rFonts w:ascii="Calibri" w:hAnsi="Calibri" w:cs="Calibri"/>
-                <w:b/>
-              </w:rPr>
-            </w:pPr>
+                <w:bCs/>
+                <w:color w:val="000000"/>
+              </w:rPr>
+              <w:t>Network Performance Evaluation on Linux Based Operating Systems</w:t>
+            </w:r>
           </w:p>
         </w:tc>
       </w:tr>
       <w:tr>
         <w:tc>
           <w:tcPr>
-            <w:tcW w:w="2952" w:type="dxa"/>
+            <w:tcW w:w="2694" w:type="dxa"/>
+            <w:shd w:val="clear" w:color="auto" w:fill="D9D9D9"/>
             <w:vAlign w:val="center"/>
           </w:tcPr>
           <w:p>
@@ -223,21 +166,87 @@
                 <w:rFonts w:ascii="Calibri" w:hAnsi="Calibri" w:cs="Calibri"/>
                 <w:b/>
               </w:rPr>
+              <w:t>Purpose</w:t>
+            </w:r>
+            <w:r>
+              <w:rPr>
+                <w:rFonts w:ascii="Calibri" w:hAnsi="Calibri" w:cs="Calibri"/>
+                <w:b/>
+              </w:rPr>
+              <w:t>:</w:t>
+            </w:r>
+          </w:p>
+        </w:tc>
+        <w:tc>
+          <w:tcPr>
+            <w:tcW w:w="7296" w:type="dxa"/>
+            <w:gridSpan w:val="2"/>
+            <w:shd w:val="clear" w:color="auto" w:fill="D9D9D9"/>
+            <w:vAlign w:val="center"/>
+          </w:tcPr>
+          <w:p>
+            <w:pPr>
+              <w:rPr>
+                <w:rFonts w:ascii="Calibri" w:hAnsi="Calibri" w:cs="Calibri"/>
+                <w:b/>
+              </w:rPr>
+            </w:pPr>
+            <w:r>
+              <w:rPr>
+                <w:rFonts w:ascii="Calibri" w:hAnsi="Calibri" w:cs="Calibri"/>
+                <w:b/>
+              </w:rPr>
+              <w:t xml:space="preserve">Meeting with Mentor for </w:t>
+            </w:r>
+            <w:r>
+              <w:rPr>
+                <w:rFonts w:ascii="Calibri" w:hAnsi="Calibri" w:cs="Calibri"/>
+                <w:b/>
+              </w:rPr>
+              <w:t xml:space="preserve">Project </w:t>
+            </w:r>
+            <w:r>
+              <w:rPr>
+                <w:rFonts w:ascii="Calibri" w:hAnsi="Calibri" w:cs="Calibri"/>
+                <w:b/>
+              </w:rPr>
+              <w:t>u</w:t>
+            </w:r>
+            <w:r>
+              <w:rPr>
+                <w:rFonts w:ascii="Calibri" w:hAnsi="Calibri" w:cs="Calibri"/>
+                <w:b/>
+              </w:rPr>
+              <w:t>pdate and review of Proposal</w:t>
+            </w:r>
+          </w:p>
+        </w:tc>
+      </w:tr>
+      <w:tr>
+        <w:tc>
+          <w:tcPr>
+            <w:tcW w:w="2694" w:type="dxa"/>
+            <w:vAlign w:val="center"/>
+          </w:tcPr>
+          <w:p>
+            <w:pPr>
+              <w:rPr>
+                <w:rFonts w:ascii="Calibri" w:hAnsi="Calibri" w:cs="Calibri"/>
+                <w:b/>
+              </w:rPr>
+            </w:pPr>
+            <w:r>
+              <w:rPr>
+                <w:rFonts w:ascii="Calibri" w:hAnsi="Calibri" w:cs="Calibri"/>
+                <w:b/>
+              </w:rPr>
               <w:t>Meeting called by:</w:t>
             </w:r>
           </w:p>
-          <w:p>
-            <w:pPr>
-              <w:rPr>
-                <w:rFonts w:ascii="Calibri" w:hAnsi="Calibri" w:cs="Calibri"/>
-                <w:b/>
-              </w:rPr>
-            </w:pPr>
-          </w:p>
-        </w:tc>
-        <w:tc>
-          <w:tcPr>
-            <w:tcW w:w="7038" w:type="dxa"/>
+        </w:tc>
+        <w:tc>
+          <w:tcPr>
+            <w:tcW w:w="7296" w:type="dxa"/>
             <w:gridSpan w:val="2"/>
             <w:vAlign w:val="center"/>
           </w:tcPr>
@@ -259,7 +268,7 @@
       <w:tr>
         <w:tc>
           <w:tcPr>
-            <w:tcW w:w="2952" w:type="dxa"/>
+            <w:tcW w:w="2694" w:type="dxa"/>
             <w:vAlign w:val="center"/>
           </w:tcPr>
           <w:p>
@@ -285,37 +294,29 @@
             <w:r>
               <w:rPr>
                 <w:rFonts w:ascii="Calibri" w:hAnsi="Calibri" w:cs="Calibri"/>
-                <w:b/>
+                <w:bCs/>
               </w:rPr>
               <w:t>WZ</w:t>
             </w:r>
             <w:r>
               <w:rPr>
                 <w:rFonts w:ascii="Calibri" w:hAnsi="Calibri" w:cs="Calibri"/>
-                <w:b/>
+                <w:bCs/>
               </w:rPr>
               <w:t>110</w:t>
             </w:r>
             <w:r>
               <w:rPr>
                 <w:rFonts w:ascii="Calibri" w:hAnsi="Calibri" w:cs="Calibri"/>
-                <w:b/>
+                <w:bCs/>
               </w:rPr>
               <w:t>1</w:t>
             </w:r>
           </w:p>
-          <w:p>
-            <w:pPr>
-              <w:rPr>
-                <w:rFonts w:ascii="Calibri" w:hAnsi="Calibri" w:cs="Calibri"/>
-                <w:b/>
-              </w:rPr>
-            </w:pPr>
-          </w:p>
-        </w:tc>
-        <w:tc>
-          <w:tcPr>
-            <w:tcW w:w="2952" w:type="dxa"/>
+        </w:tc>
+        <w:tc>
+          <w:tcPr>
+            <w:tcW w:w="3210" w:type="dxa"/>
             <w:vAlign w:val="center"/>
           </w:tcPr>
           <w:p>
@@ -341,32 +342,24 @@
             <w:r>
               <w:rPr>
                 <w:rFonts w:ascii="Calibri" w:hAnsi="Calibri" w:cs="Calibri"/>
-                <w:b/>
+                <w:bCs/>
               </w:rPr>
               <w:t>2</w:t>
             </w:r>
             <w:r>
               <w:rPr>
                 <w:rFonts w:ascii="Calibri" w:hAnsi="Calibri" w:cs="Calibri"/>
-                <w:b/>
+                <w:bCs/>
               </w:rPr>
               <w:t>7</w:t>
             </w:r>
             <w:r>
               <w:rPr>
                 <w:rFonts w:ascii="Calibri" w:hAnsi="Calibri" w:cs="Calibri"/>
-                <w:b/>
+                <w:bCs/>
               </w:rPr>
               <w:t>/03/2025</w:t>
             </w:r>
-          </w:p>
-          <w:p>
-            <w:pPr>
-              <w:rPr>
-                <w:rFonts w:ascii="Calibri" w:hAnsi="Calibri" w:cs="Calibri"/>
-                <w:b/>
-              </w:rPr>
-            </w:pPr>
           </w:p>
         </w:tc>
         <w:tc>
@@ -397,7 +390,19 @@
               <w:rPr>
                 <w:rFonts w:ascii="Calibri" w:hAnsi="Calibri" w:cs="Calibri"/>
               </w:rPr>
-              <w:t>1 pm</w:t>
+              <w:t>1</w:t>
+            </w:r>
+            <w:r>
+              <w:rPr>
+                <w:rFonts w:ascii="Calibri" w:hAnsi="Calibri" w:cs="Calibri"/>
+              </w:rPr>
+              <w:t>:00</w:t>
+            </w:r>
+            <w:r>
+              <w:rPr>
+                <w:rFonts w:ascii="Calibri" w:hAnsi="Calibri" w:cs="Calibri"/>
+              </w:rPr>
+              <w:t>pm</w:t>
             </w:r>
             <w:r>
               <w:rPr>
@@ -409,7 +414,7 @@
               <w:rPr>
                 <w:rFonts w:ascii="Calibri" w:hAnsi="Calibri" w:cs="Calibri"/>
               </w:rPr>
-              <w:t xml:space="preserve">2:00 </w:t>
+              <w:t>2:00</w:t>
             </w:r>
             <w:r>
               <w:rPr>
@@ -423,27 +428,20 @@
               </w:rPr>
               <w:t>m</w:t>
             </w:r>
-          </w:p>
-          <w:p>
-            <w:pPr>
-              <w:rPr>
-                <w:rFonts w:ascii="Calibri" w:hAnsi="Calibri" w:cs="Calibri"/>
-              </w:rPr>
-            </w:pPr>
           </w:p>
         </w:tc>
       </w:tr>
       <w:tr>
         <w:tc>
           <w:tcPr>
-            <w:tcW w:w="2952" w:type="dxa"/>
+            <w:tcW w:w="2694" w:type="dxa"/>
             <w:vAlign w:val="center"/>
           </w:tcPr>
           <w:p>
             <w:pPr>
               <w:rPr>
                 <w:rFonts w:ascii="Calibri" w:hAnsi="Calibri" w:cs="Calibri"/>
-                <w:b/>
+                <w:bCs/>
               </w:rPr>
             </w:pPr>
             <w:r>
@@ -453,19 +451,25 @@
               </w:rPr>
               <w:t>QA:</w:t>
             </w:r>
-          </w:p>
-          <w:p>
-            <w:pPr>
-              <w:rPr>
-                <w:rFonts w:ascii="Calibri" w:hAnsi="Calibri" w:cs="Calibri"/>
-                <w:b/>
-              </w:rPr>
-            </w:pPr>
-          </w:p>
-        </w:tc>
-        <w:tc>
-          <w:tcPr>
-            <w:tcW w:w="2952" w:type="dxa"/>
+            <w:r>
+              <w:rPr>
+                <w:rFonts w:ascii="Calibri" w:hAnsi="Calibri" w:cs="Calibri"/>
+                <w:b/>
+              </w:rPr>
+              <w:t xml:space="preserve"> </w:t>
+            </w:r>
+            <w:r>
+              <w:rPr>
+                <w:rFonts w:ascii="Calibri" w:hAnsi="Calibri" w:cs="Calibri"/>
+                <w:bCs/>
+              </w:rPr>
+              <w:t>Larissa Goh</w:t>
+            </w:r>
+          </w:p>
+        </w:tc>
+        <w:tc>
+          <w:tcPr>
+            <w:tcW w:w="3210" w:type="dxa"/>
             <w:vAlign w:val="center"/>
           </w:tcPr>
           <w:p>
@@ -479,37 +483,22 @@
                 <w:rFonts w:ascii="Calibri" w:hAnsi="Calibri" w:cs="Calibri"/>
                 <w:b/>
               </w:rPr>
-              <w:t>Version</w:t>
-            </w:r>
-            <w:r>
-              <w:rPr>
-                <w:rFonts w:ascii="Calibri" w:hAnsi="Calibri" w:cs="Calibri"/>
-                <w:b/>
-              </w:rPr>
-              <w:t xml:space="preserve">: </w:t>
-            </w:r>
-            <w:r>
-              <w:rPr>
-                <w:rFonts w:ascii="Calibri" w:hAnsi="Calibri" w:cs="Calibri"/>
-                <w:b/>
+              <w:t xml:space="preserve">Version: </w:t>
+            </w:r>
+            <w:r>
+              <w:rPr>
+                <w:rFonts w:ascii="Calibri" w:hAnsi="Calibri" w:cs="Calibri"/>
+                <w:bCs/>
               </w:rPr>
               <w:t>1.</w:t>
             </w:r>
             <w:r>
               <w:rPr>
                 <w:rFonts w:ascii="Calibri" w:hAnsi="Calibri" w:cs="Calibri"/>
-                <w:b/>
-              </w:rPr>
-              <w:t>0</w:t>
-            </w:r>
-          </w:p>
-          <w:p>
-            <w:pPr>
-              <w:rPr>
-                <w:rFonts w:ascii="Calibri" w:hAnsi="Calibri" w:cs="Calibri"/>
-                <w:b/>
-              </w:rPr>
-            </w:pPr>
+                <w:bCs/>
+              </w:rPr>
+              <w:t>1</w:t>
+            </w:r>
           </w:p>
         </w:tc>
         <w:tc>
@@ -528,30 +517,15 @@
                 <w:rFonts w:ascii="Calibri" w:hAnsi="Calibri" w:cs="Calibri"/>
                 <w:b/>
               </w:rPr>
-              <w:t>Minutes Reviewed By</w:t>
-            </w:r>
-            <w:r>
-              <w:rPr>
-                <w:rFonts w:ascii="Calibri" w:hAnsi="Calibri" w:cs="Calibri"/>
-                <w:b/>
-              </w:rPr>
-              <w:t xml:space="preserve">: </w:t>
-            </w:r>
-            <w:r>
-              <w:rPr>
-                <w:rFonts w:ascii="Calibri" w:hAnsi="Calibri" w:cs="Calibri"/>
-                <w:b/>
-              </w:rPr>
-              <w:t xml:space="preserve">Thomas </w:t>
-            </w:r>
-          </w:p>
-          <w:p>
-            <w:pPr>
-              <w:rPr>
-                <w:rFonts w:ascii="Calibri" w:hAnsi="Calibri" w:cs="Calibri"/>
-                <w:b/>
-              </w:rPr>
-            </w:pPr>
+              <w:t xml:space="preserve">Minutes Reviewed By: </w:t>
+            </w:r>
+            <w:r>
+              <w:rPr>
+                <w:rFonts w:ascii="Calibri" w:hAnsi="Calibri" w:cs="Calibri"/>
+                <w:bCs/>
+              </w:rPr>
+              <w:t>Thomas</w:t>
+            </w:r>
           </w:p>
         </w:tc>
       </w:tr>
@@ -576,14 +550,7 @@
           <w:rFonts w:ascii="Calibri" w:hAnsi="Calibri" w:cs="Calibri"/>
           <w:b/>
         </w:rPr>
-        <w:t xml:space="preserve">Meeting </w:t>
-      </w:r>
-      <w:r>
-        <w:rPr>
-          <w:rFonts w:ascii="Calibri" w:hAnsi="Calibri" w:cs="Calibri"/>
-          <w:b/>
-        </w:rPr>
-        <w:t>Attendees</w:t>
+        <w:t>Meeting Attendees</w:t>
       </w:r>
     </w:p>
     <w:p>
@@ -646,12 +613,16 @@
             <w:pPr>
               <w:rPr>
                 <w:rFonts w:ascii="Calibri" w:hAnsi="Calibri" w:cs="Calibri"/>
+                <w:b/>
+                <w:bCs/>
                 <w:i/>
               </w:rPr>
             </w:pPr>
             <w:r>
               <w:rPr>
                 <w:rFonts w:ascii="Calibri" w:hAnsi="Calibri" w:cs="Calibri"/>
+                <w:b/>
+                <w:bCs/>
                 <w:i/>
               </w:rPr>
               <w:t>Names</w:t>
@@ -667,12 +638,16 @@
             <w:pPr>
               <w:rPr>
                 <w:rFonts w:ascii="Calibri" w:hAnsi="Calibri" w:cs="Calibri"/>
+                <w:b/>
+                <w:bCs/>
                 <w:i/>
               </w:rPr>
             </w:pPr>
             <w:r>
               <w:rPr>
                 <w:rFonts w:ascii="Calibri" w:hAnsi="Calibri" w:cs="Calibri"/>
+                <w:b/>
+                <w:bCs/>
                 <w:i/>
               </w:rPr>
               <w:t>Representing</w:t>
@@ -689,7 +664,7 @@
           <w:p>
             <w:pPr>
               <w:rPr>
-                <w:rFonts w:ascii="Aptos" w:hAnsi="Aptos" w:cs="Calibri"/>
+                <w:rFonts w:ascii="Calibri" w:hAnsi="Calibri" w:cs="Calibri"/>
               </w:rPr>
             </w:pPr>
             <w:r>
@@ -715,7 +690,13 @@
               <w:rPr>
                 <w:rFonts w:ascii="Calibri" w:hAnsi="Calibri" w:cs="Calibri"/>
               </w:rPr>
-              <w:t>Team Leader</w:t>
+              <w:t>Project</w:t>
+            </w:r>
+            <w:r>
+              <w:rPr>
+                <w:rFonts w:ascii="Calibri" w:hAnsi="Calibri" w:cs="Calibri"/>
+              </w:rPr>
+              <w:t xml:space="preserve"> Leader</w:t>
             </w:r>
           </w:p>
         </w:tc>
@@ -728,12 +709,12 @@
           <w:p>
             <w:pPr>
               <w:rPr>
-                <w:rFonts w:ascii="Aptos" w:hAnsi="Aptos" w:cs="Calibri"/>
-              </w:rPr>
-            </w:pPr>
-            <w:r>
-              <w:rPr>
-                <w:rFonts w:ascii="Aptos" w:hAnsi="Aptos"/>
+                <w:rFonts w:ascii="Calibri" w:hAnsi="Calibri" w:cs="Calibri"/>
+              </w:rPr>
+            </w:pPr>
+            <w:r>
+              <w:rPr>
+                <w:rFonts w:ascii="Calibri" w:hAnsi="Calibri" w:cs="Calibri"/>
               </w:rPr>
               <w:t>Nathan Quai Hoi</w:t>
             </w:r>
@@ -754,7 +735,7 @@
               <w:rPr>
                 <w:rFonts w:ascii="Calibri" w:hAnsi="Calibri" w:cs="Calibri"/>
               </w:rPr>
-              <w:t>Team</w:t>
+              <w:t>Project</w:t>
             </w:r>
             <w:r>
               <w:rPr>
@@ -773,12 +754,12 @@
           <w:p>
             <w:pPr>
               <w:rPr>
-                <w:rFonts w:ascii="Aptos" w:hAnsi="Aptos" w:cs="Calibri"/>
-              </w:rPr>
-            </w:pPr>
-            <w:r>
-              <w:rPr>
-                <w:rFonts w:ascii="Aptos" w:hAnsi="Aptos"/>
+                <w:rFonts w:ascii="Calibri" w:hAnsi="Calibri" w:cs="Calibri"/>
+              </w:rPr>
+            </w:pPr>
+            <w:r>
+              <w:rPr>
+                <w:rFonts w:ascii="Calibri" w:hAnsi="Calibri" w:cs="Calibri"/>
               </w:rPr>
               <w:t>Win Phyo</w:t>
             </w:r>
@@ -798,7 +779,13 @@
               <w:rPr>
                 <w:rFonts w:ascii="Calibri" w:hAnsi="Calibri" w:cs="Calibri"/>
               </w:rPr>
-              <w:t>Team Member</w:t>
+              <w:t>Project</w:t>
+            </w:r>
+            <w:r>
+              <w:rPr>
+                <w:rFonts w:ascii="Calibri" w:hAnsi="Calibri" w:cs="Calibri"/>
+              </w:rPr>
+              <w:t xml:space="preserve"> Member</w:t>
             </w:r>
           </w:p>
         </w:tc>
@@ -811,12 +798,12 @@
           <w:p>
             <w:pPr>
               <w:rPr>
-                <w:rFonts w:ascii="Aptos" w:hAnsi="Aptos" w:cs="Calibri"/>
-              </w:rPr>
-            </w:pPr>
-            <w:r>
-              <w:rPr>
-                <w:rFonts w:ascii="Aptos" w:hAnsi="Aptos"/>
+                <w:rFonts w:ascii="Calibri" w:hAnsi="Calibri" w:cs="Calibri"/>
+              </w:rPr>
+            </w:pPr>
+            <w:r>
+              <w:rPr>
+                <w:rFonts w:ascii="Calibri" w:hAnsi="Calibri" w:cs="Calibri"/>
               </w:rPr>
               <w:t>Zafar Azad</w:t>
             </w:r>
@@ -836,7 +823,13 @@
               <w:rPr>
                 <w:rFonts w:ascii="Calibri" w:hAnsi="Calibri" w:cs="Calibri"/>
               </w:rPr>
-              <w:t>Team Member</w:t>
+              <w:t>Project</w:t>
+            </w:r>
+            <w:r>
+              <w:rPr>
+                <w:rFonts w:ascii="Calibri" w:hAnsi="Calibri" w:cs="Calibri"/>
+              </w:rPr>
+              <w:t xml:space="preserve"> Member</w:t>
             </w:r>
           </w:p>
         </w:tc>
@@ -849,12 +842,12 @@
           <w:p>
             <w:pPr>
               <w:rPr>
-                <w:rFonts w:ascii="Aptos" w:hAnsi="Aptos" w:cs="Calibri"/>
-              </w:rPr>
-            </w:pPr>
-            <w:r>
-              <w:rPr>
-                <w:rFonts w:ascii="Aptos" w:hAnsi="Aptos"/>
+                <w:rFonts w:ascii="Calibri" w:hAnsi="Calibri" w:cs="Calibri"/>
+              </w:rPr>
+            </w:pPr>
+            <w:r>
+              <w:rPr>
+                <w:rFonts w:ascii="Calibri" w:hAnsi="Calibri" w:cs="Calibri"/>
               </w:rPr>
               <w:t>Larissa Goh</w:t>
             </w:r>
@@ -874,7 +867,13 @@
               <w:rPr>
                 <w:rFonts w:ascii="Calibri" w:hAnsi="Calibri" w:cs="Calibri"/>
               </w:rPr>
-              <w:t>Team Member</w:t>
+              <w:t>Project</w:t>
+            </w:r>
+            <w:r>
+              <w:rPr>
+                <w:rFonts w:ascii="Calibri" w:hAnsi="Calibri" w:cs="Calibri"/>
+              </w:rPr>
+              <w:t xml:space="preserve"> Member</w:t>
             </w:r>
           </w:p>
         </w:tc>
@@ -887,12 +886,12 @@
           <w:p>
             <w:pPr>
               <w:rPr>
-                <w:rFonts w:ascii="Aptos" w:hAnsi="Aptos" w:cs="Calibri"/>
-              </w:rPr>
-            </w:pPr>
-            <w:r>
-              <w:rPr>
-                <w:rFonts w:ascii="Aptos" w:hAnsi="Aptos"/>
+                <w:rFonts w:ascii="Calibri" w:hAnsi="Calibri" w:cs="Calibri"/>
+              </w:rPr>
+            </w:pPr>
+            <w:r>
+              <w:rPr>
+                <w:rFonts w:ascii="Calibri" w:hAnsi="Calibri" w:cs="Calibri"/>
               </w:rPr>
               <w:t>Charmi Patel</w:t>
             </w:r>
@@ -912,7 +911,13 @@
               <w:rPr>
                 <w:rFonts w:ascii="Calibri" w:hAnsi="Calibri" w:cs="Calibri"/>
               </w:rPr>
-              <w:t>Team Member</w:t>
+              <w:t>Project</w:t>
+            </w:r>
+            <w:r>
+              <w:rPr>
+                <w:rFonts w:ascii="Calibri" w:hAnsi="Calibri" w:cs="Calibri"/>
+              </w:rPr>
+              <w:t xml:space="preserve"> Member</w:t>
             </w:r>
           </w:p>
         </w:tc>
@@ -925,12 +930,12 @@
           <w:p>
             <w:pPr>
               <w:rPr>
-                <w:rFonts w:ascii="Aptos" w:hAnsi="Aptos" w:cs="Calibri"/>
-              </w:rPr>
-            </w:pPr>
-            <w:r>
-              <w:rPr>
-                <w:rFonts w:ascii="Aptos" w:hAnsi="Aptos" w:cs="Calibri"/>
+                <w:rFonts w:ascii="Calibri" w:hAnsi="Calibri" w:cs="Calibri"/>
+              </w:rPr>
+            </w:pPr>
+            <w:r>
+              <w:rPr>
+                <w:rFonts w:ascii="Calibri" w:hAnsi="Calibri" w:cs="Calibri"/>
               </w:rPr>
               <w:t>Kylie Afable</w:t>
             </w:r>
@@ -950,7 +955,13 @@
               <w:rPr>
                 <w:rFonts w:ascii="Calibri" w:hAnsi="Calibri" w:cs="Calibri"/>
               </w:rPr>
-              <w:t>Team Member</w:t>
+              <w:t>Project</w:t>
+            </w:r>
+            <w:r>
+              <w:rPr>
+                <w:rFonts w:ascii="Calibri" w:hAnsi="Calibri" w:cs="Calibri"/>
+              </w:rPr>
+              <w:t xml:space="preserve"> Member</w:t>
             </w:r>
           </w:p>
         </w:tc>
@@ -968,7 +979,7 @@
             </w:pPr>
             <w:r>
               <w:rPr>
-                <w:rFonts w:ascii="Aptos" w:hAnsi="Aptos"/>
+                <w:rFonts w:ascii="Calibri" w:hAnsi="Calibri" w:cs="Calibri"/>
               </w:rPr>
               <w:t>Daniel Vaipulu</w:t>
             </w:r>
@@ -988,41 +999,20 @@
               <w:rPr>
                 <w:rFonts w:ascii="Calibri" w:hAnsi="Calibri" w:cs="Calibri"/>
               </w:rPr>
-              <w:t>T</w:t>
-            </w:r>
-            <w:r>
-              <w:rPr>
-                <w:rFonts w:ascii="Calibri" w:hAnsi="Calibri" w:cs="Calibri"/>
-              </w:rPr>
-              <w:t>eam Supervisor</w:t>
-            </w:r>
-          </w:p>
-        </w:tc>
-      </w:tr>
-      <w:tr>
-        <w:tc>
-          <w:tcPr>
-            <w:tcW w:w="5940" w:type="dxa"/>
-          </w:tcPr>
-          <w:p>
-            <w:pPr>
-              <w:rPr>
-                <w:rFonts w:ascii="Calibri" w:hAnsi="Calibri" w:cs="Calibri"/>
-              </w:rPr>
-            </w:pPr>
-          </w:p>
-        </w:tc>
-        <w:tc>
-          <w:tcPr>
-            <w:tcW w:w="4050" w:type="dxa"/>
-            <w:vAlign w:val="center"/>
-          </w:tcPr>
-          <w:p>
-            <w:pPr>
-              <w:rPr>
-                <w:rFonts w:ascii="Calibri" w:hAnsi="Calibri" w:cs="Calibri"/>
-              </w:rPr>
-            </w:pPr>
+              <w:t>Project</w:t>
+            </w:r>
+            <w:r>
+              <w:rPr>
+                <w:rFonts w:ascii="Calibri" w:hAnsi="Calibri" w:cs="Calibri"/>
+              </w:rPr>
+              <w:t xml:space="preserve"> </w:t>
+            </w:r>
+            <w:r>
+              <w:rPr>
+                <w:rFonts w:ascii="Calibri" w:hAnsi="Calibri" w:cs="Calibri"/>
+              </w:rPr>
+              <w:t>Mentor</w:t>
+            </w:r>
           </w:p>
         </w:tc>
       </w:tr>
@@ -1061,12 +1051,16 @@
             <w:pPr>
               <w:rPr>
                 <w:rFonts w:ascii="Calibri" w:hAnsi="Calibri" w:cs="Calibri"/>
+                <w:b/>
+                <w:bCs/>
                 <w:i/>
               </w:rPr>
             </w:pPr>
             <w:r>
               <w:rPr>
                 <w:rFonts w:ascii="Calibri" w:hAnsi="Calibri" w:cs="Calibri"/>
+                <w:b/>
+                <w:bCs/>
                 <w:i/>
               </w:rPr>
               <w:t>Names</w:t>
@@ -1082,12 +1076,16 @@
             <w:pPr>
               <w:rPr>
                 <w:rFonts w:ascii="Calibri" w:hAnsi="Calibri" w:cs="Calibri"/>
+                <w:b/>
+                <w:bCs/>
                 <w:i/>
               </w:rPr>
             </w:pPr>
             <w:r>
               <w:rPr>
                 <w:rFonts w:ascii="Calibri" w:hAnsi="Calibri" w:cs="Calibri"/>
+                <w:b/>
+                <w:bCs/>
                 <w:i/>
               </w:rPr>
               <w:t>Representing</w:t>
@@ -1108,7 +1106,7 @@
             </w:pPr>
             <w:r>
               <w:rPr>
-                <w:rFonts w:ascii="Aptos" w:hAnsi="Aptos"/>
+                <w:rFonts w:ascii="Calibri" w:hAnsi="Calibri" w:cs="Calibri"/>
               </w:rPr>
               <w:t>Raymond Lutui</w:t>
             </w:r>
@@ -1257,13 +1255,6 @@
               <w:t>Win Phyo</w:t>
             </w:r>
           </w:p>
-          <w:p>
-            <w:pPr>
-              <w:rPr>
-                <w:rFonts w:ascii="Calibri" w:hAnsi="Calibri" w:cs="Calibri"/>
-              </w:rPr>
-            </w:pPr>
-          </w:p>
         </w:tc>
         <w:tc>
           <w:tcPr>
@@ -1280,13 +1271,7 @@
               <w:rPr>
                 <w:rFonts w:ascii="Calibri" w:hAnsi="Calibri" w:cs="Calibri"/>
               </w:rPr>
-              <w:t>M</w:t>
-            </w:r>
-            <w:r>
-              <w:rPr>
-                <w:rFonts w:ascii="Calibri" w:hAnsi="Calibri" w:cs="Calibri"/>
-              </w:rPr>
-              <w:t xml:space="preserve">inutes </w:t>
+              <w:t xml:space="preserve">Minutes </w:t>
             </w:r>
             <w:r>
               <w:rPr>
@@ -1298,15 +1283,14 @@
               <w:rPr>
                 <w:rFonts w:ascii="Calibri" w:hAnsi="Calibri" w:cs="Calibri"/>
               </w:rPr>
-              <w:t xml:space="preserve"> All Team members</w:t>
-            </w:r>
-          </w:p>
-          <w:p>
-            <w:pPr>
-              <w:rPr>
-                <w:rFonts w:ascii="Calibri" w:hAnsi="Calibri" w:cs="Calibri"/>
-              </w:rPr>
-            </w:pPr>
+              <w:t xml:space="preserve"> </w:t>
+            </w:r>
+            <w:r>
+              <w:rPr>
+                <w:rFonts w:ascii="Calibri" w:hAnsi="Calibri" w:cs="Calibri"/>
+              </w:rPr>
+              <w:t>Project Team</w:t>
+            </w:r>
           </w:p>
         </w:tc>
       </w:tr>
@@ -1315,14 +1299,6 @@
       <w:pPr>
         <w:rPr>
           <w:rFonts w:ascii="Calibri" w:hAnsi="Calibri" w:cs="Calibri"/>
-        </w:rPr>
-      </w:pPr>
-    </w:p>
-    <w:p>
-      <w:pPr>
-        <w:rPr>
-          <w:rFonts w:ascii="Calibri" w:hAnsi="Calibri" w:cs="Calibri"/>
-          <w:b/>
         </w:rPr>
       </w:pPr>
     </w:p>
@@ -1334,6 +1310,13 @@
           <w:b/>
         </w:rPr>
       </w:pPr>
+      <w:r>
+        <w:rPr>
+          <w:rFonts w:ascii="Calibri" w:hAnsi="Calibri" w:cs="Calibri"/>
+          <w:b/>
+        </w:rPr>
+        <w:br w:type="page"/>
+      </w:r>
       <w:r>
         <w:rPr>
           <w:rFonts w:ascii="Calibri" w:hAnsi="Calibri" w:cs="Calibri"/>
@@ -1654,7 +1637,19 @@
               <w:rPr>
                 <w:rFonts w:ascii="Calibri" w:hAnsi="Calibri" w:cs="Calibri"/>
               </w:rPr>
-              <w:t>Rate issues and/or concerns</w:t>
+              <w:t>Ra</w:t>
+            </w:r>
+            <w:r>
+              <w:rPr>
+                <w:rFonts w:ascii="Calibri" w:hAnsi="Calibri" w:cs="Calibri"/>
+              </w:rPr>
+              <w:t>is</w:t>
+            </w:r>
+            <w:r>
+              <w:rPr>
+                <w:rFonts w:ascii="Calibri" w:hAnsi="Calibri" w:cs="Calibri"/>
+              </w:rPr>
+              <w:t>e issues and/or concerns</w:t>
             </w:r>
           </w:p>
         </w:tc>
@@ -1973,35 +1968,7 @@
           <w:rFonts w:ascii="Calibri" w:hAnsi="Calibri" w:cs="Calibri"/>
           <w:b/>
         </w:rPr>
-        <w:t xml:space="preserve">Open Action Items/Action Items </w:t>
-      </w:r>
-      <w:r>
-        <w:rPr>
-          <w:rFonts w:ascii="Calibri" w:hAnsi="Calibri" w:cs="Calibri"/>
-          <w:b/>
-        </w:rPr>
-        <w:t>f</w:t>
-      </w:r>
-      <w:r>
-        <w:rPr>
-          <w:rFonts w:ascii="Calibri" w:hAnsi="Calibri" w:cs="Calibri"/>
-          <w:b/>
-        </w:rPr>
-        <w:t xml:space="preserve">rom </w:t>
-      </w:r>
-      <w:r>
-        <w:rPr>
-          <w:rFonts w:ascii="Calibri" w:hAnsi="Calibri" w:cs="Calibri"/>
-          <w:b/>
-        </w:rPr>
-        <w:t xml:space="preserve">the </w:t>
-      </w:r>
-      <w:r>
-        <w:rPr>
-          <w:rFonts w:ascii="Calibri" w:hAnsi="Calibri" w:cs="Calibri"/>
-          <w:b/>
-        </w:rPr>
-        <w:t>Previous Meeting</w:t>
+        <w:t>Open Action Items/Action Items from the Previous Meeting</w:t>
       </w:r>
     </w:p>
     <w:p>
@@ -2198,14 +2165,7 @@
           <w:rFonts w:ascii="Calibri" w:hAnsi="Calibri" w:cs="Calibri"/>
           <w:b/>
         </w:rPr>
-        <w:t xml:space="preserve">Discussion </w:t>
-      </w:r>
-      <w:r>
-        <w:rPr>
-          <w:rFonts w:ascii="Calibri" w:hAnsi="Calibri" w:cs="Calibri"/>
-          <w:b/>
-        </w:rPr>
-        <w:t>and Decisions</w:t>
+        <w:t>Discussion and Decisions</w:t>
       </w:r>
     </w:p>
     <w:p>
@@ -2238,7 +2198,6 @@
           <w:tcPr>
             <w:tcW w:w="540" w:type="dxa"/>
             <w:shd w:val="clear" w:color="auto" w:fill="D9D9D9"/>
-            <w:vAlign w:val="center"/>
           </w:tcPr>
           <w:p>
             <w:pPr>
@@ -2274,14 +2233,7 @@
                 <w:rFonts w:ascii="Calibri" w:hAnsi="Calibri" w:cs="Calibri"/>
                 <w:b/>
               </w:rPr>
-              <w:t xml:space="preserve">Discussion </w:t>
-            </w:r>
-            <w:r>
-              <w:rPr>
-                <w:rFonts w:ascii="Calibri" w:hAnsi="Calibri" w:cs="Calibri"/>
-                <w:b/>
-              </w:rPr>
-              <w:t>and Decisions</w:t>
+              <w:t>Discussion and Decisions</w:t>
             </w:r>
           </w:p>
         </w:tc>
@@ -2290,7 +2242,6 @@
         <w:tc>
           <w:tcPr>
             <w:tcW w:w="540" w:type="dxa"/>
-            <w:vAlign w:val="center"/>
           </w:tcPr>
           <w:p>
             <w:pPr>
@@ -2331,7 +2282,7 @@
             <w:pPr>
               <w:numPr>
                 <w:ilvl w:val="0"/>
-                <w:numId w:val="25"/>
+                <w:numId w:val="26"/>
               </w:numPr>
               <w:rPr>
                 <w:rFonts w:ascii="Calibri" w:hAnsi="Calibri" w:cs="Calibri"/>
@@ -2349,17 +2300,78 @@
               <w:rPr>
                 <w:rFonts w:ascii="Calibri" w:hAnsi="Calibri" w:cs="Calibri"/>
               </w:rPr>
-              <w:t>have version control table after the title page</w:t>
+              <w:t xml:space="preserve">have </w:t>
+            </w:r>
+            <w:r>
+              <w:rPr>
+                <w:rFonts w:ascii="Calibri" w:hAnsi="Calibri" w:cs="Calibri"/>
+              </w:rPr>
+              <w:t>V</w:t>
+            </w:r>
+            <w:r>
+              <w:rPr>
+                <w:rFonts w:ascii="Calibri" w:hAnsi="Calibri" w:cs="Calibri"/>
+              </w:rPr>
+              <w:t xml:space="preserve">ersion </w:t>
+            </w:r>
+            <w:r>
+              <w:rPr>
+                <w:rFonts w:ascii="Calibri" w:hAnsi="Calibri" w:cs="Calibri"/>
+              </w:rPr>
+              <w:t>C</w:t>
+            </w:r>
+            <w:r>
+              <w:rPr>
+                <w:rFonts w:ascii="Calibri" w:hAnsi="Calibri" w:cs="Calibri"/>
+              </w:rPr>
+              <w:t>ontrol table after the title page</w:t>
+            </w:r>
+            <w:r>
+              <w:rPr>
+                <w:rFonts w:ascii="Calibri" w:hAnsi="Calibri" w:cs="Calibri"/>
+              </w:rPr>
+              <w:t>, f</w:t>
+            </w:r>
+            <w:r>
+              <w:rPr>
+                <w:rFonts w:ascii="Calibri" w:hAnsi="Calibri" w:cs="Calibri"/>
+              </w:rPr>
+              <w:t>ollowed by Table of Contents</w:t>
+            </w:r>
+            <w:r>
+              <w:rPr>
+                <w:rFonts w:ascii="Calibri" w:hAnsi="Calibri" w:cs="Calibri"/>
+              </w:rPr>
+              <w:t>.</w:t>
             </w:r>
           </w:p>
           <w:p>
             <w:pPr>
               <w:numPr>
                 <w:ilvl w:val="0"/>
-                <w:numId w:val="25"/>
+                <w:numId w:val="26"/>
               </w:numPr>
               <w:rPr>
                 <w:rFonts w:ascii="Calibri" w:hAnsi="Calibri" w:cs="Calibri"/>
+              </w:rPr>
+            </w:pPr>
+            <w:r>
+              <w:rPr>
+                <w:rFonts w:ascii="Calibri" w:hAnsi="Calibri" w:cs="Calibri"/>
+              </w:rPr>
+              <w:t>All sections need to be edited and formatted to have short paragraphs</w:t>
+            </w:r>
+            <w:r>
+              <w:rPr>
+                <w:rFonts w:ascii="Calibri" w:hAnsi="Calibri" w:cs="Calibri"/>
+              </w:rPr>
+              <w:t>.</w:t>
+            </w:r>
+          </w:p>
+          <w:p>
+            <w:pPr>
+              <w:rPr>
+                <w:rFonts w:ascii="Calibri" w:hAnsi="Calibri" w:cs="Calibri"/>
                 <w:b/>
                 <w:bCs/>
               </w:rPr>
@@ -2367,31 +2379,69 @@
             <w:r>
               <w:rPr>
                 <w:rFonts w:ascii="Calibri" w:hAnsi="Calibri" w:cs="Calibri"/>
-              </w:rPr>
-              <w:t xml:space="preserve">Followed by Table of Contents </w:t>
+                <w:b/>
+                <w:bCs/>
+              </w:rPr>
+              <w:t xml:space="preserve">Terms of Reference </w:t>
+            </w:r>
+          </w:p>
+          <w:p>
+            <w:pPr>
+              <w:rPr>
+                <w:rFonts w:ascii="Calibri" w:hAnsi="Calibri" w:cs="Calibri"/>
+              </w:rPr>
+            </w:pPr>
+            <w:r>
+              <w:rPr>
+                <w:rFonts w:ascii="Calibri" w:hAnsi="Calibri" w:cs="Calibri"/>
+              </w:rPr>
+              <w:t xml:space="preserve">Start with the problem, followed by </w:t>
+            </w:r>
+            <w:r>
+              <w:rPr>
+                <w:rFonts w:ascii="Calibri" w:hAnsi="Calibri" w:cs="Calibri"/>
+              </w:rPr>
+              <w:t xml:space="preserve">project purpose and opportunity. </w:t>
+            </w:r>
+          </w:p>
+          <w:p>
+            <w:pPr>
+              <w:rPr>
+                <w:rFonts w:ascii="Calibri" w:hAnsi="Calibri" w:cs="Calibri"/>
+              </w:rPr>
+            </w:pPr>
+            <w:r>
+              <w:rPr>
+                <w:rFonts w:ascii="Calibri" w:hAnsi="Calibri" w:cs="Calibri"/>
+              </w:rPr>
+              <w:t xml:space="preserve">The section for purpose should explain why the need for this project. </w:t>
+            </w:r>
+          </w:p>
+          <w:p>
+            <w:pPr>
+              <w:rPr>
+                <w:rFonts w:ascii="Calibri" w:hAnsi="Calibri" w:cs="Calibri"/>
+                <w:b/>
+                <w:bCs/>
+              </w:rPr>
+            </w:pPr>
+            <w:r>
+              <w:rPr>
+                <w:rFonts w:ascii="Calibri" w:hAnsi="Calibri" w:cs="Calibri"/>
+                <w:b/>
+                <w:bCs/>
+              </w:rPr>
+              <w:t>Objectives and Scope</w:t>
             </w:r>
           </w:p>
           <w:p>
             <w:pPr>
               <w:numPr>
                 <w:ilvl w:val="0"/>
-                <w:numId w:val="25"/>
+                <w:numId w:val="27"/>
               </w:numPr>
               <w:rPr>
                 <w:rFonts w:ascii="Calibri" w:hAnsi="Calibri" w:cs="Calibri"/>
-              </w:rPr>
-            </w:pPr>
-            <w:r>
-              <w:rPr>
-                <w:rFonts w:ascii="Calibri" w:hAnsi="Calibri" w:cs="Calibri"/>
-              </w:rPr>
-              <w:t xml:space="preserve">All sections need to be edited and formatted to have short paragraphs </w:t>
-            </w:r>
-          </w:p>
-          <w:p>
-            <w:pPr>
-              <w:rPr>
-                <w:rFonts w:ascii="Calibri" w:hAnsi="Calibri" w:cs="Calibri"/>
                 <w:b/>
                 <w:bCs/>
               </w:rPr>
@@ -2399,17 +2449,33 @@
             <w:r>
               <w:rPr>
                 <w:rFonts w:ascii="Calibri" w:hAnsi="Calibri" w:cs="Calibri"/>
-                <w:b/>
-                <w:bCs/>
-              </w:rPr>
-              <w:t xml:space="preserve">Terms of Reference </w:t>
+              </w:rPr>
+              <w:t xml:space="preserve">Copy and Paste from the </w:t>
+            </w:r>
+            <w:r>
+              <w:rPr>
+                <w:rFonts w:ascii="Calibri" w:hAnsi="Calibri" w:cs="Calibri"/>
+              </w:rPr>
+              <w:t>P</w:t>
+            </w:r>
+            <w:r>
+              <w:rPr>
+                <w:rFonts w:ascii="Calibri" w:hAnsi="Calibri" w:cs="Calibri"/>
+              </w:rPr>
+              <w:t xml:space="preserve">roject Brief, </w:t>
+            </w:r>
+            <w:r>
+              <w:rPr>
+                <w:rFonts w:ascii="Calibri" w:hAnsi="Calibri" w:cs="Calibri"/>
+              </w:rPr>
+              <w:t xml:space="preserve">for the objectives. </w:t>
             </w:r>
           </w:p>
           <w:p>
             <w:pPr>
               <w:numPr>
                 <w:ilvl w:val="0"/>
-                <w:numId w:val="25"/>
+                <w:numId w:val="27"/>
               </w:numPr>
               <w:rPr>
                 <w:rFonts w:ascii="Calibri" w:hAnsi="Calibri" w:cs="Calibri"/>
@@ -2419,20 +2485,56 @@
               <w:rPr>
                 <w:rFonts w:ascii="Calibri" w:hAnsi="Calibri" w:cs="Calibri"/>
               </w:rPr>
-              <w:t xml:space="preserve">Start with the problem, followed by </w:t>
-            </w:r>
-            <w:r>
-              <w:rPr>
-                <w:rFonts w:ascii="Calibri" w:hAnsi="Calibri" w:cs="Calibri"/>
-              </w:rPr>
-              <w:t xml:space="preserve">project purpose and opportunity. </w:t>
+              <w:t>S</w:t>
+            </w:r>
+            <w:r>
+              <w:rPr>
+                <w:rFonts w:ascii="Calibri" w:hAnsi="Calibri" w:cs="Calibri"/>
+              </w:rPr>
+              <w:t>tructure it R1</w:t>
+            </w:r>
+            <w:r>
+              <w:rPr>
+                <w:rFonts w:ascii="Calibri" w:hAnsi="Calibri" w:cs="Calibri"/>
+              </w:rPr>
+              <w:t>.</w:t>
+            </w:r>
+            <w:r>
+              <w:rPr>
+                <w:rFonts w:ascii="Calibri" w:hAnsi="Calibri" w:cs="Calibri"/>
+              </w:rPr>
+              <w:t>, R2</w:t>
+            </w:r>
+            <w:r>
+              <w:rPr>
+                <w:rFonts w:ascii="Calibri" w:hAnsi="Calibri" w:cs="Calibri"/>
+              </w:rPr>
+              <w:t>., etc. -</w:t>
+            </w:r>
+            <w:r>
+              <w:rPr>
+                <w:rFonts w:ascii="Calibri" w:hAnsi="Calibri" w:cs="Calibri"/>
+              </w:rPr>
+              <w:t xml:space="preserve"> no </w:t>
+            </w:r>
+            <w:r>
+              <w:rPr>
+                <w:rFonts w:ascii="Calibri" w:hAnsi="Calibri" w:cs="Calibri"/>
+              </w:rPr>
+              <w:t>bullet points</w:t>
+            </w:r>
+            <w:r>
+              <w:rPr>
+                <w:rFonts w:ascii="Calibri" w:hAnsi="Calibri" w:cs="Calibri"/>
+              </w:rPr>
+              <w:t>.</w:t>
             </w:r>
           </w:p>
           <w:p>
             <w:pPr>
               <w:numPr>
                 <w:ilvl w:val="0"/>
-                <w:numId w:val="25"/>
+                <w:numId w:val="27"/>
               </w:numPr>
               <w:rPr>
                 <w:rFonts w:ascii="Calibri" w:hAnsi="Calibri" w:cs="Calibri"/>
@@ -2442,56 +2544,139 @@
               <w:rPr>
                 <w:rFonts w:ascii="Calibri" w:hAnsi="Calibri" w:cs="Calibri"/>
               </w:rPr>
-              <w:t xml:space="preserve">The section for purpose should explain why the need for this project. </w:t>
-            </w:r>
-          </w:p>
-          <w:p>
-            <w:pPr>
-              <w:rPr>
-                <w:rFonts w:ascii="Calibri" w:hAnsi="Calibri" w:cs="Calibri"/>
-                <w:b/>
-                <w:bCs/>
-              </w:rPr>
-            </w:pPr>
-            <w:r>
-              <w:rPr>
-                <w:rFonts w:ascii="Calibri" w:hAnsi="Calibri" w:cs="Calibri"/>
-                <w:b/>
-                <w:bCs/>
-              </w:rPr>
-              <w:t>Objectives and Scope</w:t>
+              <w:t>H</w:t>
+            </w:r>
+            <w:r>
+              <w:rPr>
+                <w:rFonts w:ascii="Calibri" w:hAnsi="Calibri" w:cs="Calibri"/>
+              </w:rPr>
+              <w:t>igh</w:t>
+            </w:r>
+            <w:r>
+              <w:rPr>
+                <w:rFonts w:ascii="Calibri" w:hAnsi="Calibri" w:cs="Calibri"/>
+              </w:rPr>
+              <w:t>-</w:t>
+            </w:r>
+            <w:r>
+              <w:rPr>
+                <w:rFonts w:ascii="Calibri" w:hAnsi="Calibri" w:cs="Calibri"/>
+              </w:rPr>
+              <w:t xml:space="preserve">level </w:t>
+            </w:r>
+            <w:r>
+              <w:rPr>
+                <w:rFonts w:ascii="Calibri" w:hAnsi="Calibri" w:cs="Calibri"/>
+              </w:rPr>
+              <w:t>Function</w:t>
+            </w:r>
+            <w:r>
+              <w:rPr>
+                <w:rFonts w:ascii="Calibri" w:hAnsi="Calibri" w:cs="Calibri"/>
+              </w:rPr>
+              <w:t>al</w:t>
+            </w:r>
+            <w:r>
+              <w:rPr>
+                <w:rFonts w:ascii="Calibri" w:hAnsi="Calibri" w:cs="Calibri"/>
+              </w:rPr>
+              <w:t xml:space="preserve"> Requirements </w:t>
+            </w:r>
+            <w:r>
+              <w:rPr>
+                <w:rFonts w:ascii="Calibri" w:hAnsi="Calibri" w:cs="Calibri"/>
+              </w:rPr>
+              <w:t xml:space="preserve">and </w:t>
+            </w:r>
+            <w:r>
+              <w:rPr>
+                <w:rFonts w:ascii="Calibri" w:hAnsi="Calibri" w:cs="Calibri"/>
+              </w:rPr>
+              <w:t>Non-Functional Requirements</w:t>
+            </w:r>
+            <w:r>
+              <w:rPr>
+                <w:rFonts w:ascii="Calibri" w:hAnsi="Calibri" w:cs="Calibri"/>
+              </w:rPr>
+              <w:t>.</w:t>
             </w:r>
           </w:p>
           <w:p>
             <w:pPr>
               <w:numPr>
                 <w:ilvl w:val="0"/>
-                <w:numId w:val="25"/>
+                <w:numId w:val="27"/>
               </w:numPr>
               <w:rPr>
                 <w:rFonts w:ascii="Calibri" w:hAnsi="Calibri" w:cs="Calibri"/>
-                <w:b/>
-                <w:bCs/>
-              </w:rPr>
-            </w:pPr>
-            <w:r>
-              <w:rPr>
-                <w:rFonts w:ascii="Calibri" w:hAnsi="Calibri" w:cs="Calibri"/>
-              </w:rPr>
-              <w:t xml:space="preserve">Copy and Paste from the project Brief, </w:t>
-            </w:r>
-            <w:r>
-              <w:rPr>
-                <w:rFonts w:ascii="Calibri" w:hAnsi="Calibri" w:cs="Calibri"/>
-              </w:rPr>
-              <w:t xml:space="preserve">for the objectives. </w:t>
+              </w:rPr>
+            </w:pPr>
+            <w:r>
+              <w:rPr>
+                <w:rFonts w:ascii="Calibri" w:hAnsi="Calibri" w:cs="Calibri"/>
+              </w:rPr>
+              <w:t>D</w:t>
+            </w:r>
+            <w:r>
+              <w:rPr>
+                <w:rFonts w:ascii="Calibri" w:hAnsi="Calibri" w:cs="Calibri"/>
+              </w:rPr>
+              <w:t xml:space="preserve">eliverables: define where we </w:t>
+            </w:r>
+            <w:r>
+              <w:rPr>
+                <w:rFonts w:ascii="Calibri" w:hAnsi="Calibri" w:cs="Calibri"/>
+              </w:rPr>
+              <w:t>will</w:t>
+            </w:r>
+            <w:r>
+              <w:rPr>
+                <w:rFonts w:ascii="Calibri" w:hAnsi="Calibri" w:cs="Calibri"/>
+              </w:rPr>
+              <w:t xml:space="preserve"> do the comparisons e</w:t>
+            </w:r>
+            <w:r>
+              <w:rPr>
+                <w:rFonts w:ascii="Calibri" w:hAnsi="Calibri" w:cs="Calibri"/>
+              </w:rPr>
+              <w:t>.</w:t>
+            </w:r>
+            <w:r>
+              <w:rPr>
+                <w:rFonts w:ascii="Calibri" w:hAnsi="Calibri" w:cs="Calibri"/>
+              </w:rPr>
+              <w:t xml:space="preserve">g. </w:t>
+            </w:r>
+            <w:r>
+              <w:rPr>
+                <w:rFonts w:ascii="Calibri" w:hAnsi="Calibri" w:cs="Calibri"/>
+              </w:rPr>
+              <w:t>i</w:t>
+            </w:r>
+            <w:r>
+              <w:rPr>
+                <w:rFonts w:ascii="Calibri" w:hAnsi="Calibri" w:cs="Calibri"/>
+              </w:rPr>
+              <w:t xml:space="preserve">n </w:t>
+            </w:r>
+            <w:r>
+              <w:rPr>
+                <w:rFonts w:ascii="Calibri" w:hAnsi="Calibri" w:cs="Calibri"/>
+              </w:rPr>
+              <w:t>E</w:t>
+            </w:r>
+            <w:r>
+              <w:rPr>
+                <w:rFonts w:ascii="Calibri" w:hAnsi="Calibri" w:cs="Calibri"/>
+              </w:rPr>
+              <w:t>xcel</w:t>
             </w:r>
           </w:p>
           <w:p>
             <w:pPr>
               <w:numPr>
                 <w:ilvl w:val="0"/>
-                <w:numId w:val="25"/>
+                <w:numId w:val="27"/>
               </w:numPr>
               <w:rPr>
                 <w:rFonts w:ascii="Calibri" w:hAnsi="Calibri" w:cs="Calibri"/>
@@ -2501,20 +2686,50 @@
               <w:rPr>
                 <w:rFonts w:ascii="Calibri" w:hAnsi="Calibri" w:cs="Calibri"/>
               </w:rPr>
-              <w:t xml:space="preserve">structure it R1, R2 no </w:t>
-            </w:r>
-            <w:r>
-              <w:rPr>
-                <w:rFonts w:ascii="Calibri" w:hAnsi="Calibri" w:cs="Calibri"/>
-              </w:rPr>
-              <w:t>bullet points</w:t>
+              <w:t>F</w:t>
+            </w:r>
+            <w:r>
+              <w:rPr>
+                <w:rFonts w:ascii="Calibri" w:hAnsi="Calibri" w:cs="Calibri"/>
+              </w:rPr>
+              <w:t xml:space="preserve">or more info on </w:t>
+            </w:r>
+            <w:r>
+              <w:rPr>
+                <w:rFonts w:ascii="Calibri" w:hAnsi="Calibri" w:cs="Calibri"/>
+              </w:rPr>
+              <w:t>S</w:t>
+            </w:r>
+            <w:r>
+              <w:rPr>
+                <w:rFonts w:ascii="Calibri" w:hAnsi="Calibri" w:cs="Calibri"/>
+              </w:rPr>
+              <w:t>cope</w:t>
+            </w:r>
+            <w:r>
+              <w:rPr>
+                <w:rFonts w:ascii="Calibri" w:hAnsi="Calibri" w:cs="Calibri"/>
+              </w:rPr>
+              <w:t>,</w:t>
+            </w:r>
+            <w:r>
+              <w:rPr>
+                <w:rFonts w:ascii="Calibri" w:hAnsi="Calibri" w:cs="Calibri"/>
+              </w:rPr>
+              <w:t xml:space="preserve"> refer to appendix</w:t>
+            </w:r>
+            <w:r>
+              <w:rPr>
+                <w:rFonts w:ascii="Calibri" w:hAnsi="Calibri" w:cs="Calibri"/>
+              </w:rPr>
+              <w:t>.</w:t>
             </w:r>
           </w:p>
           <w:p>
             <w:pPr>
               <w:numPr>
                 <w:ilvl w:val="0"/>
-                <w:numId w:val="25"/>
+                <w:numId w:val="27"/>
               </w:numPr>
               <w:rPr>
                 <w:rFonts w:ascii="Calibri" w:hAnsi="Calibri" w:cs="Calibri"/>
@@ -2524,20 +2739,85 @@
               <w:rPr>
                 <w:rFonts w:ascii="Calibri" w:hAnsi="Calibri" w:cs="Calibri"/>
               </w:rPr>
-              <w:t>high level function requirements</w:t>
-            </w:r>
-            <w:r>
-              <w:rPr>
-                <w:rFonts w:ascii="Calibri" w:hAnsi="Calibri" w:cs="Calibri"/>
-              </w:rPr>
-              <w:t xml:space="preserve"> and non-functional requirements</w:t>
+              <w:t>L</w:t>
+            </w:r>
+            <w:r>
+              <w:rPr>
+                <w:rFonts w:ascii="Calibri" w:hAnsi="Calibri" w:cs="Calibri"/>
+              </w:rPr>
+              <w:t xml:space="preserve">ist </w:t>
+            </w:r>
+            <w:r>
+              <w:rPr>
+                <w:rFonts w:ascii="Calibri" w:hAnsi="Calibri" w:cs="Calibri"/>
+              </w:rPr>
+              <w:t xml:space="preserve">of things </w:t>
+            </w:r>
+            <w:r>
+              <w:rPr>
+                <w:rFonts w:ascii="Calibri" w:hAnsi="Calibri" w:cs="Calibri"/>
+              </w:rPr>
+              <w:t>O</w:t>
+            </w:r>
+            <w:r>
+              <w:rPr>
+                <w:rFonts w:ascii="Calibri" w:hAnsi="Calibri" w:cs="Calibri"/>
+              </w:rPr>
+              <w:t xml:space="preserve">ut of </w:t>
+            </w:r>
+            <w:r>
+              <w:rPr>
+                <w:rFonts w:ascii="Calibri" w:hAnsi="Calibri" w:cs="Calibri"/>
+              </w:rPr>
+              <w:t>S</w:t>
+            </w:r>
+            <w:r>
+              <w:rPr>
+                <w:rFonts w:ascii="Calibri" w:hAnsi="Calibri" w:cs="Calibri"/>
+              </w:rPr>
+              <w:t>cope</w:t>
+            </w:r>
+            <w:r>
+              <w:rPr>
+                <w:rFonts w:ascii="Calibri" w:hAnsi="Calibri" w:cs="Calibri"/>
+              </w:rPr>
+              <w:t>.</w:t>
+            </w:r>
+          </w:p>
+          <w:p>
+            <w:pPr>
+              <w:rPr>
+                <w:rFonts w:ascii="Calibri" w:hAnsi="Calibri" w:cs="Calibri"/>
+              </w:rPr>
+            </w:pPr>
+            <w:r>
+              <w:rPr>
+                <w:rFonts w:ascii="Calibri" w:hAnsi="Calibri" w:cs="Calibri"/>
+                <w:b/>
+                <w:bCs/>
+              </w:rPr>
+              <w:t>S</w:t>
+            </w:r>
+            <w:r>
+              <w:rPr>
+                <w:rFonts w:ascii="Calibri" w:hAnsi="Calibri" w:cs="Calibri"/>
+                <w:b/>
+                <w:bCs/>
+              </w:rPr>
+              <w:t>kill analysis</w:t>
+            </w:r>
+            <w:r>
+              <w:rPr>
+                <w:rFonts w:ascii="Calibri" w:hAnsi="Calibri" w:cs="Calibri"/>
+              </w:rPr>
+              <w:t xml:space="preserve"> </w:t>
             </w:r>
           </w:p>
           <w:p>
             <w:pPr>
               <w:numPr>
                 <w:ilvl w:val="0"/>
-                <w:numId w:val="25"/>
+                <w:numId w:val="28"/>
               </w:numPr>
               <w:rPr>
                 <w:rFonts w:ascii="Calibri" w:hAnsi="Calibri" w:cs="Calibri"/>
@@ -2547,26 +2827,32 @@
               <w:rPr>
                 <w:rFonts w:ascii="Calibri" w:hAnsi="Calibri" w:cs="Calibri"/>
               </w:rPr>
-              <w:t xml:space="preserve">deliverables: define where we </w:t>
-            </w:r>
-            <w:r>
-              <w:rPr>
-                <w:rFonts w:ascii="Calibri" w:hAnsi="Calibri" w:cs="Calibri"/>
-              </w:rPr>
-              <w:t>will</w:t>
-            </w:r>
-            <w:r>
-              <w:rPr>
-                <w:rFonts w:ascii="Calibri" w:hAnsi="Calibri" w:cs="Calibri"/>
-              </w:rPr>
-              <w:t xml:space="preserve"> ldo the comparisons/clearly state eg. on excel</w:t>
+              <w:t xml:space="preserve">Create a Skills </w:t>
+            </w:r>
+            <w:r>
+              <w:rPr>
+                <w:rFonts w:ascii="Calibri" w:hAnsi="Calibri" w:cs="Calibri"/>
+              </w:rPr>
+              <w:t xml:space="preserve">Analysis </w:t>
+            </w:r>
+            <w:r>
+              <w:rPr>
+                <w:rFonts w:ascii="Calibri" w:hAnsi="Calibri" w:cs="Calibri"/>
+              </w:rPr>
+              <w:t>matrix/table</w:t>
+            </w:r>
+            <w:r>
+              <w:rPr>
+                <w:rFonts w:ascii="Calibri" w:hAnsi="Calibri" w:cs="Calibri"/>
+              </w:rPr>
+              <w:t>.</w:t>
             </w:r>
           </w:p>
           <w:p>
             <w:pPr>
               <w:numPr>
                 <w:ilvl w:val="0"/>
-                <w:numId w:val="25"/>
+                <w:numId w:val="28"/>
               </w:numPr>
               <w:rPr>
                 <w:rFonts w:ascii="Calibri" w:hAnsi="Calibri" w:cs="Calibri"/>
@@ -2576,14 +2862,44 @@
               <w:rPr>
                 <w:rFonts w:ascii="Calibri" w:hAnsi="Calibri" w:cs="Calibri"/>
               </w:rPr>
-              <w:t>for more info on scope refer to appendix</w:t>
+              <w:t>M</w:t>
+            </w:r>
+            <w:r>
+              <w:rPr>
+                <w:rFonts w:ascii="Calibri" w:hAnsi="Calibri" w:cs="Calibri"/>
+              </w:rPr>
+              <w:t>atrix = appendix/</w:t>
+            </w:r>
+            <w:r>
+              <w:rPr>
+                <w:rFonts w:ascii="Calibri" w:hAnsi="Calibri" w:cs="Calibri"/>
+              </w:rPr>
+              <w:t>summari</w:t>
+            </w:r>
+            <w:r>
+              <w:rPr>
+                <w:rFonts w:ascii="Calibri" w:hAnsi="Calibri" w:cs="Calibri"/>
+              </w:rPr>
+              <w:t>s</w:t>
+            </w:r>
+            <w:r>
+              <w:rPr>
+                <w:rFonts w:ascii="Calibri" w:hAnsi="Calibri" w:cs="Calibri"/>
+              </w:rPr>
+              <w:t>e</w:t>
+            </w:r>
+            <w:r>
+              <w:rPr>
+                <w:rFonts w:ascii="Calibri" w:hAnsi="Calibri" w:cs="Calibri"/>
+              </w:rPr>
+              <w:t xml:space="preserve"> and refer to appendix</w:t>
             </w:r>
           </w:p>
           <w:p>
             <w:pPr>
               <w:numPr>
                 <w:ilvl w:val="0"/>
-                <w:numId w:val="25"/>
+                <w:numId w:val="28"/>
               </w:numPr>
               <w:rPr>
                 <w:rFonts w:ascii="Calibri" w:hAnsi="Calibri" w:cs="Calibri"/>
@@ -2593,117 +2909,25 @@
               <w:rPr>
                 <w:rFonts w:ascii="Calibri" w:hAnsi="Calibri" w:cs="Calibri"/>
               </w:rPr>
-              <w:t xml:space="preserve">list </w:t>
-            </w:r>
-            <w:r>
-              <w:rPr>
-                <w:rFonts w:ascii="Calibri" w:hAnsi="Calibri" w:cs="Calibri"/>
-              </w:rPr>
-              <w:t>of things out of scope</w:t>
-            </w:r>
-          </w:p>
-          <w:p>
-            <w:pPr>
-              <w:rPr>
-                <w:rFonts w:ascii="Calibri" w:hAnsi="Calibri" w:cs="Calibri"/>
-              </w:rPr>
-            </w:pPr>
-            <w:r>
-              <w:rPr>
-                <w:rFonts w:ascii="Calibri" w:hAnsi="Calibri" w:cs="Calibri"/>
-                <w:b/>
-                <w:bCs/>
-              </w:rPr>
-              <w:t>S</w:t>
-            </w:r>
-            <w:r>
-              <w:rPr>
-                <w:rFonts w:ascii="Calibri" w:hAnsi="Calibri" w:cs="Calibri"/>
-                <w:b/>
-                <w:bCs/>
-              </w:rPr>
-              <w:t>kill analysis</w:t>
-            </w:r>
-            <w:r>
-              <w:rPr>
-                <w:rFonts w:ascii="Calibri" w:hAnsi="Calibri" w:cs="Calibri"/>
-              </w:rPr>
-              <w:t xml:space="preserve"> </w:t>
-            </w:r>
-          </w:p>
-          <w:p>
-            <w:pPr>
-              <w:numPr>
-                <w:ilvl w:val="0"/>
-                <w:numId w:val="25"/>
-              </w:numPr>
-              <w:rPr>
-                <w:rFonts w:ascii="Calibri" w:hAnsi="Calibri" w:cs="Calibri"/>
-              </w:rPr>
-            </w:pPr>
-            <w:r>
-              <w:rPr>
-                <w:rFonts w:ascii="Calibri" w:hAnsi="Calibri" w:cs="Calibri"/>
-              </w:rPr>
-              <w:t xml:space="preserve">Create a Skills </w:t>
-            </w:r>
-            <w:r>
-              <w:rPr>
-                <w:rFonts w:ascii="Calibri" w:hAnsi="Calibri" w:cs="Calibri"/>
-              </w:rPr>
-              <w:t xml:space="preserve">Analysis </w:t>
-            </w:r>
-            <w:r>
-              <w:rPr>
-                <w:rFonts w:ascii="Calibri" w:hAnsi="Calibri" w:cs="Calibri"/>
-              </w:rPr>
-              <w:t>matrix / table form</w:t>
-            </w:r>
-          </w:p>
-          <w:p>
-            <w:pPr>
-              <w:numPr>
-                <w:ilvl w:val="0"/>
-                <w:numId w:val="25"/>
-              </w:numPr>
-              <w:rPr>
-                <w:rFonts w:ascii="Calibri" w:hAnsi="Calibri" w:cs="Calibri"/>
-              </w:rPr>
-            </w:pPr>
-            <w:r>
-              <w:rPr>
-                <w:rFonts w:ascii="Calibri" w:hAnsi="Calibri" w:cs="Calibri"/>
-              </w:rPr>
-              <w:t xml:space="preserve">matrix = appendix / </w:t>
-            </w:r>
-            <w:r>
-              <w:rPr>
-                <w:rFonts w:ascii="Calibri" w:hAnsi="Calibri" w:cs="Calibri"/>
-              </w:rPr>
-              <w:t>summarize</w:t>
-            </w:r>
-            <w:r>
-              <w:rPr>
-                <w:rFonts w:ascii="Calibri" w:hAnsi="Calibri" w:cs="Calibri"/>
-              </w:rPr>
-              <w:t xml:space="preserve"> and refer to appendix</w:t>
-            </w:r>
-          </w:p>
-          <w:p>
-            <w:pPr>
-              <w:numPr>
-                <w:ilvl w:val="0"/>
-                <w:numId w:val="25"/>
-              </w:numPr>
-              <w:rPr>
-                <w:rFonts w:ascii="Calibri" w:hAnsi="Calibri" w:cs="Calibri"/>
-              </w:rPr>
-            </w:pPr>
-            <w:r>
-              <w:rPr>
-                <w:rFonts w:ascii="Calibri" w:hAnsi="Calibri" w:cs="Calibri"/>
-              </w:rPr>
-              <w:t>plan for upskilling = key things to tackle</w:t>
+              <w:t>P</w:t>
+            </w:r>
+            <w:r>
+              <w:rPr>
+                <w:rFonts w:ascii="Calibri" w:hAnsi="Calibri" w:cs="Calibri"/>
+              </w:rPr>
+              <w:t xml:space="preserve">lan for </w:t>
+            </w:r>
+            <w:r>
+              <w:rPr>
+                <w:rFonts w:ascii="Calibri" w:hAnsi="Calibri" w:cs="Calibri"/>
+              </w:rPr>
+              <w:t>U</w:t>
+            </w:r>
+            <w:r>
+              <w:rPr>
+                <w:rFonts w:ascii="Calibri" w:hAnsi="Calibri" w:cs="Calibri"/>
+              </w:rPr>
+              <w:t>pskilling = key things to tackle</w:t>
             </w:r>
           </w:p>
         </w:tc>
@@ -2712,7 +2936,6 @@
         <w:tc>
           <w:tcPr>
             <w:tcW w:w="540" w:type="dxa"/>
-            <w:vAlign w:val="center"/>
           </w:tcPr>
           <w:p>
             <w:pPr>
@@ -2769,20 +2992,12 @@
               <w:t xml:space="preserve"> to Client for signature.</w:t>
             </w:r>
           </w:p>
-          <w:p>
-            <w:pPr>
-              <w:rPr>
-                <w:rFonts w:ascii="Calibri" w:hAnsi="Calibri" w:cs="Calibri"/>
-              </w:rPr>
-            </w:pPr>
-          </w:p>
         </w:tc>
       </w:tr>
       <w:tr>
         <w:tc>
           <w:tcPr>
             <w:tcW w:w="540" w:type="dxa"/>
-            <w:vAlign w:val="center"/>
           </w:tcPr>
           <w:p>
             <w:pPr>
@@ -2886,13 +3101,6 @@
                 <w:rFonts w:ascii="Calibri" w:hAnsi="Calibri" w:cs="Calibri"/>
               </w:rPr>
             </w:pPr>
-          </w:p>
-          <w:p>
-            <w:pPr>
-              <w:rPr>
-                <w:rFonts w:ascii="Calibri" w:hAnsi="Calibri" w:cs="Calibri"/>
-              </w:rPr>
-            </w:pPr>
             <w:r>
               <w:rPr>
                 <w:rFonts w:ascii="Calibri" w:hAnsi="Calibri" w:cs="Calibri"/>
@@ -2909,13 +3117,37 @@
               <w:rPr>
                 <w:rFonts w:ascii="Calibri" w:hAnsi="Calibri" w:cs="Calibri"/>
               </w:rPr>
-              <w:t>IPERF</w:t>
-            </w:r>
-            <w:r>
-              <w:rPr>
-                <w:rFonts w:ascii="Calibri" w:hAnsi="Calibri" w:cs="Calibri"/>
-              </w:rPr>
-              <w:t xml:space="preserve"> and DITG</w:t>
+              <w:t>i</w:t>
+            </w:r>
+            <w:r>
+              <w:rPr>
+                <w:rFonts w:ascii="Calibri" w:hAnsi="Calibri" w:cs="Calibri"/>
+              </w:rPr>
+              <w:t>P</w:t>
+            </w:r>
+            <w:r>
+              <w:rPr>
+                <w:rFonts w:ascii="Calibri" w:hAnsi="Calibri" w:cs="Calibri"/>
+              </w:rPr>
+              <w:t>erf</w:t>
+            </w:r>
+            <w:r>
+              <w:rPr>
+                <w:rFonts w:ascii="Calibri" w:hAnsi="Calibri" w:cs="Calibri"/>
+              </w:rPr>
+              <w:t xml:space="preserve"> and D</w:t>
+            </w:r>
+            <w:r>
+              <w:rPr>
+                <w:rFonts w:ascii="Calibri" w:hAnsi="Calibri" w:cs="Calibri"/>
+              </w:rPr>
+              <w:t>-</w:t>
+            </w:r>
+            <w:r>
+              <w:rPr>
+                <w:rFonts w:ascii="Calibri" w:hAnsi="Calibri" w:cs="Calibri"/>
+              </w:rPr>
+              <w:t>ITG</w:t>
             </w:r>
             <w:r>
               <w:rPr>
@@ -2964,13 +3196,19 @@
               <w:rPr>
                 <w:rFonts w:ascii="Calibri" w:hAnsi="Calibri" w:cs="Calibri"/>
               </w:rPr>
-              <w:t>the Appendixes</w:t>
-            </w:r>
-            <w:r>
-              <w:rPr>
-                <w:rFonts w:ascii="Calibri" w:hAnsi="Calibri" w:cs="Calibri"/>
-              </w:rPr>
-              <w:t>, and make sure to have references of the sources for the prices</w:t>
+              <w:t xml:space="preserve">the </w:t>
+            </w:r>
+            <w:r>
+              <w:rPr>
+                <w:rFonts w:ascii="Calibri" w:hAnsi="Calibri" w:cs="Calibri"/>
+              </w:rPr>
+              <w:t>Appendices. M</w:t>
+            </w:r>
+            <w:r>
+              <w:rPr>
+                <w:rFonts w:ascii="Calibri" w:hAnsi="Calibri" w:cs="Calibri"/>
+              </w:rPr>
+              <w:t>ake sure to have references for the prices</w:t>
             </w:r>
             <w:r>
               <w:rPr>
@@ -2978,13 +3216,6 @@
               </w:rPr>
               <w:t xml:space="preserve">. </w:t>
             </w:r>
-          </w:p>
-          <w:p>
-            <w:pPr>
-              <w:rPr>
-                <w:rFonts w:ascii="Calibri" w:hAnsi="Calibri" w:cs="Calibri"/>
-              </w:rPr>
-            </w:pPr>
           </w:p>
         </w:tc>
       </w:tr>
@@ -2992,7 +3223,6 @@
         <w:tc>
           <w:tcPr>
             <w:tcW w:w="540" w:type="dxa"/>
-            <w:vAlign w:val="center"/>
           </w:tcPr>
           <w:p>
             <w:pPr>
@@ -3058,7 +3288,19 @@
               <w:rPr>
                 <w:rFonts w:ascii="Calibri" w:hAnsi="Calibri" w:cs="Calibri"/>
               </w:rPr>
-              <w:t xml:space="preserve">by Sunday, for a thorough review and to provide feedback. </w:t>
+              <w:t xml:space="preserve">by Sunday, for a thorough review and to </w:t>
+            </w:r>
+            <w:r>
+              <w:rPr>
+                <w:rFonts w:ascii="Calibri" w:hAnsi="Calibri" w:cs="Calibri"/>
+              </w:rPr>
+              <w:t>receive</w:t>
+            </w:r>
+            <w:r>
+              <w:rPr>
+                <w:rFonts w:ascii="Calibri" w:hAnsi="Calibri" w:cs="Calibri"/>
+              </w:rPr>
+              <w:t xml:space="preserve"> feedback. </w:t>
             </w:r>
           </w:p>
         </w:tc>
@@ -3067,7 +3309,6 @@
         <w:tc>
           <w:tcPr>
             <w:tcW w:w="540" w:type="dxa"/>
-            <w:vAlign w:val="center"/>
           </w:tcPr>
           <w:p>
             <w:pPr>
@@ -3134,7 +3375,19 @@
               <w:rPr>
                 <w:rFonts w:ascii="Calibri" w:hAnsi="Calibri" w:cs="Calibri"/>
               </w:rPr>
-              <w:t xml:space="preserve"> of April 2025, at 1 PM for our meeting, to go through proposal document as </w:t>
+              <w:t xml:space="preserve"> of April 2025, at 1</w:t>
+            </w:r>
+            <w:r>
+              <w:rPr>
+                <w:rFonts w:ascii="Calibri" w:hAnsi="Calibri" w:cs="Calibri"/>
+              </w:rPr>
+              <w:t>pm</w:t>
+            </w:r>
+            <w:r>
+              <w:rPr>
+                <w:rFonts w:ascii="Calibri" w:hAnsi="Calibri" w:cs="Calibri"/>
+              </w:rPr>
+              <w:t xml:space="preserve"> for our meeting, to go through proposal document as </w:t>
             </w:r>
             <w:r>
               <w:rPr>
@@ -3155,7 +3408,6 @@
         <w:tc>
           <w:tcPr>
             <w:tcW w:w="540" w:type="dxa"/>
-            <w:vAlign w:val="center"/>
           </w:tcPr>
           <w:p>
             <w:pPr>
@@ -3185,7 +3437,19 @@
               <w:rPr>
                 <w:rFonts w:ascii="Calibri" w:hAnsi="Calibri" w:cs="Calibri"/>
               </w:rPr>
-              <w:t xml:space="preserve">The team should also message the IT senior Technician for the required hardware and equipment for the evaluation performance testing. </w:t>
+              <w:t xml:space="preserve">The team should also message the IT </w:t>
+            </w:r>
+            <w:r>
+              <w:rPr>
+                <w:rFonts w:ascii="Calibri" w:hAnsi="Calibri" w:cs="Calibri"/>
+              </w:rPr>
+              <w:t>S</w:t>
+            </w:r>
+            <w:r>
+              <w:rPr>
+                <w:rFonts w:ascii="Calibri" w:hAnsi="Calibri" w:cs="Calibri"/>
+              </w:rPr>
+              <w:t xml:space="preserve">enior Technician for the required hardware and equipment for the evaluation performance testing. </w:t>
             </w:r>
           </w:p>
         </w:tc>
@@ -3212,14 +3476,7 @@
           <w:rFonts w:ascii="Calibri" w:hAnsi="Calibri" w:cs="Calibri"/>
           <w:b/>
         </w:rPr>
-        <w:t xml:space="preserve">Summary of </w:t>
-      </w:r>
-      <w:r>
-        <w:rPr>
-          <w:rFonts w:ascii="Calibri" w:hAnsi="Calibri" w:cs="Calibri"/>
-          <w:b/>
-        </w:rPr>
-        <w:t>Action Items</w:t>
+        <w:t>Summary of Action Items</w:t>
       </w:r>
     </w:p>
     <w:p>
@@ -3421,7 +3678,7 @@
           <w:rFonts w:ascii="Calibri" w:hAnsi="Calibri" w:cs="Calibri"/>
           <w:b/>
         </w:rPr>
-        <w:t>Client/ Mentor Meeting</w:t>
+        <w:t>Meeting</w:t>
       </w:r>
       <w:r>
         <w:rPr>
@@ -3460,7 +3717,7 @@
       </w:tblGrid>
       <w:tr>
         <w:trPr>
-          <w:trHeight w:val="577"/>
+          <w:trHeight w:val="63"/>
         </w:trPr>
         <w:tc>
           <w:tcPr>
@@ -3492,45 +3749,31 @@
             <w:r>
               <w:rPr>
                 <w:rFonts w:ascii="Calibri" w:hAnsi="Calibri" w:cs="Calibri"/>
-                <w:b/>
+                <w:bCs/>
               </w:rPr>
               <w:t>03</w:t>
             </w:r>
             <w:r>
               <w:rPr>
                 <w:rFonts w:ascii="Calibri" w:hAnsi="Calibri" w:cs="Calibri"/>
-                <w:b/>
+                <w:bCs/>
               </w:rPr>
               <w:t>/0</w:t>
             </w:r>
             <w:r>
               <w:rPr>
                 <w:rFonts w:ascii="Calibri" w:hAnsi="Calibri" w:cs="Calibri"/>
-                <w:b/>
+                <w:bCs/>
               </w:rPr>
               <w:t>4</w:t>
             </w:r>
             <w:r>
               <w:rPr>
                 <w:rFonts w:ascii="Calibri" w:hAnsi="Calibri" w:cs="Calibri"/>
-                <w:b/>
+                <w:bCs/>
               </w:rPr>
               <w:t>/2025</w:t>
             </w:r>
-            <w:r>
-              <w:rPr>
-                <w:rFonts w:ascii="Calibri" w:hAnsi="Calibri" w:cs="Calibri"/>
-                <w:b/>
-              </w:rPr>
-              <w:t xml:space="preserve"> Thursday</w:t>
-            </w:r>
-          </w:p>
-          <w:p>
-            <w:pPr>
-              <w:rPr>
-                <w:rFonts w:ascii="Calibri" w:hAnsi="Calibri" w:cs="Calibri"/>
-              </w:rPr>
-            </w:pPr>
           </w:p>
         </w:tc>
         <w:tc>
@@ -3556,36 +3799,50 @@
                 <w:rFonts w:ascii="Calibri" w:hAnsi="Calibri" w:cs="Calibri"/>
                 <w:b/>
               </w:rPr>
-              <w:t xml:space="preserve"> 1:00 </w:t>
-            </w:r>
-            <w:r>
-              <w:rPr>
-                <w:rFonts w:ascii="Calibri" w:hAnsi="Calibri" w:cs="Calibri"/>
-                <w:b/>
-              </w:rPr>
-              <w:t>P</w:t>
-            </w:r>
-            <w:r>
-              <w:rPr>
-                <w:rFonts w:ascii="Calibri" w:hAnsi="Calibri" w:cs="Calibri"/>
-                <w:b/>
-              </w:rPr>
-              <w:t>M</w:t>
-            </w:r>
-            <w:r>
-              <w:rPr>
-                <w:rFonts w:ascii="Calibri" w:hAnsi="Calibri" w:cs="Calibri"/>
-                <w:b/>
-              </w:rPr>
-              <w:t xml:space="preserve"> at WZ1101</w:t>
-            </w:r>
-          </w:p>
-          <w:p>
-            <w:pPr>
-              <w:rPr>
-                <w:rFonts w:ascii="Calibri" w:hAnsi="Calibri" w:cs="Calibri"/>
-              </w:rPr>
-            </w:pPr>
+              <w:t xml:space="preserve"> </w:t>
+            </w:r>
+            <w:r>
+              <w:rPr>
+                <w:rFonts w:ascii="Calibri" w:hAnsi="Calibri" w:cs="Calibri"/>
+                <w:bCs/>
+              </w:rPr>
+              <w:t>1:00</w:t>
+            </w:r>
+            <w:r>
+              <w:rPr>
+                <w:rFonts w:ascii="Calibri" w:hAnsi="Calibri" w:cs="Calibri"/>
+                <w:bCs/>
+              </w:rPr>
+              <w:t>pm</w:t>
+            </w:r>
+            <w:r>
+              <w:rPr>
+                <w:rFonts w:ascii="Calibri" w:hAnsi="Calibri" w:cs="Calibri"/>
+                <w:bCs/>
+              </w:rPr>
+              <w:t xml:space="preserve"> </w:t>
+            </w:r>
+            <w:r>
+              <w:rPr>
+                <w:rFonts w:ascii="Calibri" w:hAnsi="Calibri" w:cs="Calibri"/>
+                <w:bCs/>
+              </w:rPr>
+              <w:t>(</w:t>
+            </w:r>
+            <w:r>
+              <w:rPr>
+                <w:rFonts w:ascii="Calibri" w:hAnsi="Calibri" w:cs="Calibri"/>
+                <w:bCs/>
+              </w:rPr>
+              <w:t>WZ1101</w:t>
+            </w:r>
+            <w:r>
+              <w:rPr>
+                <w:rFonts w:ascii="Calibri" w:hAnsi="Calibri" w:cs="Calibri"/>
+                <w:bCs/>
+              </w:rPr>
+              <w:t>)</w:t>
+            </w:r>
           </w:p>
         </w:tc>
       </w:tr>
@@ -3699,107 +3956,6 @@
               </w:rPr>
               <w:t xml:space="preserve">Mock Presentation </w:t>
             </w:r>
-          </w:p>
-        </w:tc>
-      </w:tr>
-      <w:tr>
-        <w:trPr>
-          <w:trHeight w:val="69"/>
-        </w:trPr>
-        <w:tc>
-          <w:tcPr>
-            <w:tcW w:w="551" w:type="dxa"/>
-            <w:vAlign w:val="center"/>
-          </w:tcPr>
-          <w:p>
-            <w:pPr>
-              <w:numPr>
-                <w:ilvl w:val="0"/>
-                <w:numId w:val="12"/>
-              </w:numPr>
-              <w:ind w:left="252" w:hanging="208"/>
-              <w:rPr>
-                <w:rFonts w:ascii="Calibri" w:hAnsi="Calibri" w:cs="Calibri"/>
-              </w:rPr>
-            </w:pPr>
-          </w:p>
-        </w:tc>
-        <w:tc>
-          <w:tcPr>
-            <w:tcW w:w="9648" w:type="dxa"/>
-            <w:gridSpan w:val="2"/>
-            <w:vAlign w:val="center"/>
-          </w:tcPr>
-          <w:p>
-            <w:pPr>
-              <w:rPr>
-                <w:rFonts w:ascii="Calibri" w:hAnsi="Calibri" w:cs="Calibri"/>
-              </w:rPr>
-            </w:pPr>
-          </w:p>
-        </w:tc>
-      </w:tr>
-      <w:tr>
-        <w:trPr>
-          <w:trHeight w:val="281"/>
-        </w:trPr>
-        <w:tc>
-          <w:tcPr>
-            <w:tcW w:w="10199" w:type="dxa"/>
-            <w:gridSpan w:val="3"/>
-            <w:vAlign w:val="center"/>
-          </w:tcPr>
-          <w:p>
-            <w:pPr>
-              <w:rPr>
-                <w:rFonts w:ascii="Calibri" w:hAnsi="Calibri" w:cs="Calibri"/>
-                <w:i/>
-              </w:rPr>
-            </w:pPr>
-            <w:r>
-              <w:rPr>
-                <w:rFonts w:ascii="Calibri" w:hAnsi="Calibri" w:cs="Calibri"/>
-                <w:i/>
-              </w:rPr>
-              <w:t>Action Items to be discussed in the next meeting:</w:t>
-            </w:r>
-          </w:p>
-        </w:tc>
-      </w:tr>
-      <w:tr>
-        <w:trPr>
-          <w:trHeight w:val="281"/>
-        </w:trPr>
-        <w:tc>
-          <w:tcPr>
-            <w:tcW w:w="551" w:type="dxa"/>
-            <w:vAlign w:val="center"/>
-          </w:tcPr>
-          <w:p>
-            <w:pPr>
-              <w:numPr>
-                <w:ilvl w:val="0"/>
-                <w:numId w:val="17"/>
-              </w:numPr>
-              <w:ind w:left="245" w:hanging="202"/>
-              <w:rPr>
-                <w:rFonts w:ascii="Calibri" w:hAnsi="Calibri" w:cs="Calibri"/>
-              </w:rPr>
-            </w:pPr>
-          </w:p>
-        </w:tc>
-        <w:tc>
-          <w:tcPr>
-            <w:tcW w:w="9648" w:type="dxa"/>
-            <w:gridSpan w:val="2"/>
-            <w:vAlign w:val="center"/>
-          </w:tcPr>
-          <w:p>
-            <w:pPr>
-              <w:rPr>
-                <w:rFonts w:ascii="Calibri" w:hAnsi="Calibri" w:cs="Calibri"/>
-              </w:rPr>
-            </w:pPr>
           </w:p>
         </w:tc>
       </w:tr>
@@ -3912,7 +4068,6 @@
       <w:rPr>
         <w:rStyle w:val="PageNumber"/>
         <w:rFonts w:ascii="Arial" w:hAnsi="Arial" w:cs="Arial"/>
-        <w:noProof/>
         <w:sz w:val="18"/>
         <w:szCs w:val="18"/>
       </w:rPr>
@@ -3967,7 +4122,6 @@
       <w:rPr>
         <w:rStyle w:val="PageNumber"/>
         <w:rFonts w:ascii="Arial" w:hAnsi="Arial" w:cs="Arial"/>
-        <w:noProof/>
         <w:sz w:val="18"/>
         <w:szCs w:val="18"/>
       </w:rPr>
@@ -4025,7 +4179,6 @@
       <w:rPr>
         <w:rFonts w:ascii="Arial" w:hAnsi="Arial" w:cs="Arial"/>
         <w:b/>
-        <w:noProof/>
         <w:sz w:val="32"/>
         <w:szCs w:val="32"/>
       </w:rPr>
@@ -4229,6 +4382,119 @@
     </w:lvl>
   </w:abstractNum>
   <w:abstractNum w:abstractNumId="1" w15:restartNumberingAfterBreak="0">
+    <w:nsid w:val="03B02B43"/>
+    <w:multiLevelType w:val="hybridMultilevel"/>
+    <w:tmpl w:val="CD747AFA"/>
+    <w:lvl w:ilvl="0" w:tplc="14090001">
+      <w:start w:val="1"/>
+      <w:numFmt w:val="bullet"/>
+      <w:lvlText w:val=""/>
+      <w:lvlJc w:val="left"/>
+      <w:pPr>
+        <w:ind w:left="360" w:hanging="360"/>
+      </w:pPr>
+      <w:rPr>
+        <w:rFonts w:ascii="Symbol" w:hAnsi="Symbol" w:hint="default"/>
+      </w:rPr>
+    </w:lvl>
+    <w:lvl w:ilvl="1" w:tplc="14090003" w:tentative="1">
+      <w:start w:val="1"/>
+      <w:numFmt w:val="bullet"/>
+      <w:lvlText w:val="o"/>
+      <w:lvlJc w:val="left"/>
+      <w:pPr>
+        <w:ind w:left="1080" w:hanging="360"/>
+      </w:pPr>
+      <w:rPr>
+        <w:rFonts w:ascii="Courier New" w:hAnsi="Courier New" w:cs="Courier New" w:hint="default"/>
+      </w:rPr>
+    </w:lvl>
+    <w:lvl w:ilvl="2" w:tplc="14090005" w:tentative="1">
+      <w:start w:val="1"/>
+      <w:numFmt w:val="bullet"/>
+      <w:lvlText w:val=""/>
+      <w:lvlJc w:val="left"/>
+      <w:pPr>
+        <w:ind w:left="1800" w:hanging="360"/>
+      </w:pPr>
+      <w:rPr>
+        <w:rFonts w:ascii="Wingdings" w:hAnsi="Wingdings" w:hint="default"/>
+      </w:rPr>
+    </w:lvl>
+    <w:lvl w:ilvl="3" w:tplc="14090001" w:tentative="1">
+      <w:start w:val="1"/>
+      <w:numFmt w:val="bullet"/>
+      <w:lvlText w:val=""/>
+      <w:lvlJc w:val="left"/>
+      <w:pPr>
+        <w:ind w:left="2520" w:hanging="360"/>
+      </w:pPr>
+      <w:rPr>
+        <w:rFonts w:ascii="Symbol" w:hAnsi="Symbol" w:hint="default"/>
+      </w:rPr>
+    </w:lvl>
+    <w:lvl w:ilvl="4" w:tplc="14090003" w:tentative="1">
+      <w:start w:val="1"/>
+      <w:numFmt w:val="bullet"/>
+      <w:lvlText w:val="o"/>
+      <w:lvlJc w:val="left"/>
+      <w:pPr>
+        <w:ind w:left="3240" w:hanging="360"/>
+      </w:pPr>
+      <w:rPr>
+        <w:rFonts w:ascii="Courier New" w:hAnsi="Courier New" w:cs="Courier New" w:hint="default"/>
+      </w:rPr>
+    </w:lvl>
+    <w:lvl w:ilvl="5" w:tplc="14090005" w:tentative="1">
+      <w:start w:val="1"/>
+      <w:numFmt w:val="bullet"/>
+      <w:lvlText w:val=""/>
+      <w:lvlJc w:val="left"/>
+      <w:pPr>
+        <w:ind w:left="3960" w:hanging="360"/>
+      </w:pPr>
+      <w:rPr>
+        <w:rFonts w:ascii="Wingdings" w:hAnsi="Wingdings" w:hint="default"/>
+      </w:rPr>
+    </w:lvl>
+    <w:lvl w:ilvl="6" w:tplc="14090001" w:tentative="1">
+      <w:start w:val="1"/>
+      <w:numFmt w:val="bullet"/>
+      <w:lvlText w:val=""/>
+      <w:lvlJc w:val="left"/>
+      <w:pPr>
+        <w:ind w:left="4680" w:hanging="360"/>
+      </w:pPr>
+      <w:rPr>
+        <w:rFonts w:ascii="Symbol" w:hAnsi="Symbol" w:hint="default"/>
+      </w:rPr>
+    </w:lvl>
+    <w:lvl w:ilvl="7" w:tplc="14090003" w:tentative="1">
+      <w:start w:val="1"/>
+      <w:numFmt w:val="bullet"/>
+      <w:lvlText w:val="o"/>
+      <w:lvlJc w:val="left"/>
+      <w:pPr>
+        <w:ind w:left="5400" w:hanging="360"/>
+      </w:pPr>
+      <w:rPr>
+        <w:rFonts w:ascii="Courier New" w:hAnsi="Courier New" w:cs="Courier New" w:hint="default"/>
+      </w:rPr>
+    </w:lvl>
+    <w:lvl w:ilvl="8" w:tplc="14090005" w:tentative="1">
+      <w:start w:val="1"/>
+      <w:numFmt w:val="bullet"/>
+      <w:lvlText w:val=""/>
+      <w:lvlJc w:val="left"/>
+      <w:pPr>
+        <w:ind w:left="6120" w:hanging="360"/>
+      </w:pPr>
+      <w:rPr>
+        <w:rFonts w:ascii="Wingdings" w:hAnsi="Wingdings" w:hint="default"/>
+      </w:rPr>
+    </w:lvl>
+  </w:abstractNum>
+  <w:abstractNum w:abstractNumId="2" w15:restartNumberingAfterBreak="0">
     <w:nsid w:val="03B274FF"/>
     <w:multiLevelType w:val="hybridMultilevel"/>
     <w:tmpl w:val="BECE77BE"/>
@@ -4314,7 +4580,7 @@
       </w:pPr>
     </w:lvl>
   </w:abstractNum>
-  <w:abstractNum w:abstractNumId="2" w15:restartNumberingAfterBreak="0">
+  <w:abstractNum w:abstractNumId="3" w15:restartNumberingAfterBreak="0">
     <w:nsid w:val="10426DD0"/>
     <w:multiLevelType w:val="hybridMultilevel"/>
     <w:tmpl w:val="94EA5074"/>
@@ -4400,7 +4666,7 @@
       </w:pPr>
     </w:lvl>
   </w:abstractNum>
-  <w:abstractNum w:abstractNumId="3" w15:restartNumberingAfterBreak="0">
+  <w:abstractNum w:abstractNumId="4" w15:restartNumberingAfterBreak="0">
     <w:nsid w:val="16184322"/>
     <w:multiLevelType w:val="hybridMultilevel"/>
     <w:tmpl w:val="8570A53A"/>
@@ -4489,7 +4755,7 @@
       </w:pPr>
     </w:lvl>
   </w:abstractNum>
-  <w:abstractNum w:abstractNumId="4" w15:restartNumberingAfterBreak="0">
+  <w:abstractNum w:abstractNumId="5" w15:restartNumberingAfterBreak="0">
     <w:nsid w:val="16527F17"/>
     <w:multiLevelType w:val="hybridMultilevel"/>
     <w:tmpl w:val="94EA5074"/>
@@ -4575,7 +4841,7 @@
       </w:pPr>
     </w:lvl>
   </w:abstractNum>
-  <w:abstractNum w:abstractNumId="5" w15:restartNumberingAfterBreak="0">
+  <w:abstractNum w:abstractNumId="6" w15:restartNumberingAfterBreak="0">
     <w:nsid w:val="16FE30E8"/>
     <w:multiLevelType w:val="hybridMultilevel"/>
     <w:tmpl w:val="8570A53A"/>
@@ -4664,7 +4930,7 @@
       </w:pPr>
     </w:lvl>
   </w:abstractNum>
-  <w:abstractNum w:abstractNumId="6" w15:restartNumberingAfterBreak="0">
+  <w:abstractNum w:abstractNumId="7" w15:restartNumberingAfterBreak="0">
     <w:nsid w:val="184259AF"/>
     <w:multiLevelType w:val="hybridMultilevel"/>
     <w:tmpl w:val="9274E246"/>
@@ -4776,7 +5042,7 @@
       </w:rPr>
     </w:lvl>
   </w:abstractNum>
-  <w:abstractNum w:abstractNumId="7" w15:restartNumberingAfterBreak="0">
+  <w:abstractNum w:abstractNumId="8" w15:restartNumberingAfterBreak="0">
     <w:nsid w:val="1B0C5832"/>
     <w:multiLevelType w:val="hybridMultilevel"/>
     <w:tmpl w:val="94EA5074"/>
@@ -4862,7 +5128,7 @@
       </w:pPr>
     </w:lvl>
   </w:abstractNum>
-  <w:abstractNum w:abstractNumId="8" w15:restartNumberingAfterBreak="0">
+  <w:abstractNum w:abstractNumId="9" w15:restartNumberingAfterBreak="0">
     <w:nsid w:val="1C701DBD"/>
     <w:multiLevelType w:val="hybridMultilevel"/>
     <w:tmpl w:val="8570A53A"/>
@@ -4951,7 +5217,7 @@
       </w:pPr>
     </w:lvl>
   </w:abstractNum>
-  <w:abstractNum w:abstractNumId="9" w15:restartNumberingAfterBreak="0">
+  <w:abstractNum w:abstractNumId="10" w15:restartNumberingAfterBreak="0">
     <w:nsid w:val="212823D0"/>
     <w:multiLevelType w:val="hybridMultilevel"/>
     <w:tmpl w:val="94EA5074"/>
@@ -5037,7 +5303,7 @@
       </w:pPr>
     </w:lvl>
   </w:abstractNum>
-  <w:abstractNum w:abstractNumId="10" w15:restartNumberingAfterBreak="0">
+  <w:abstractNum w:abstractNumId="11" w15:restartNumberingAfterBreak="0">
     <w:nsid w:val="22665830"/>
     <w:multiLevelType w:val="hybridMultilevel"/>
     <w:tmpl w:val="8570A53A"/>
@@ -5126,7 +5392,7 @@
       </w:pPr>
     </w:lvl>
   </w:abstractNum>
-  <w:abstractNum w:abstractNumId="11" w15:restartNumberingAfterBreak="0">
+  <w:abstractNum w:abstractNumId="12" w15:restartNumberingAfterBreak="0">
     <w:nsid w:val="22693C3E"/>
     <w:multiLevelType w:val="hybridMultilevel"/>
     <w:tmpl w:val="C0E49EAE"/>
@@ -5215,7 +5481,7 @@
       </w:pPr>
     </w:lvl>
   </w:abstractNum>
-  <w:abstractNum w:abstractNumId="12" w15:restartNumberingAfterBreak="0">
+  <w:abstractNum w:abstractNumId="13" w15:restartNumberingAfterBreak="0">
     <w:nsid w:val="31DA3354"/>
     <w:multiLevelType w:val="hybridMultilevel"/>
     <w:tmpl w:val="BECE77BE"/>
@@ -5301,7 +5567,7 @@
       </w:pPr>
     </w:lvl>
   </w:abstractNum>
-  <w:abstractNum w:abstractNumId="13" w15:restartNumberingAfterBreak="0">
+  <w:abstractNum w:abstractNumId="14" w15:restartNumberingAfterBreak="0">
     <w:nsid w:val="38597691"/>
     <w:multiLevelType w:val="hybridMultilevel"/>
     <w:tmpl w:val="E104D2C6"/>
@@ -5414,7 +5680,120 @@
       </w:pPr>
     </w:lvl>
   </w:abstractNum>
-  <w:abstractNum w:abstractNumId="14" w15:restartNumberingAfterBreak="0">
+  <w:abstractNum w:abstractNumId="15" w15:restartNumberingAfterBreak="0">
+    <w:nsid w:val="393C70E3"/>
+    <w:multiLevelType w:val="hybridMultilevel"/>
+    <w:tmpl w:val="13EEDEF8"/>
+    <w:lvl w:ilvl="0" w:tplc="14090001">
+      <w:start w:val="1"/>
+      <w:numFmt w:val="bullet"/>
+      <w:lvlText w:val=""/>
+      <w:lvlJc w:val="left"/>
+      <w:pPr>
+        <w:ind w:left="360" w:hanging="360"/>
+      </w:pPr>
+      <w:rPr>
+        <w:rFonts w:ascii="Symbol" w:hAnsi="Symbol" w:hint="default"/>
+      </w:rPr>
+    </w:lvl>
+    <w:lvl w:ilvl="1" w:tplc="14090003" w:tentative="1">
+      <w:start w:val="1"/>
+      <w:numFmt w:val="bullet"/>
+      <w:lvlText w:val="o"/>
+      <w:lvlJc w:val="left"/>
+      <w:pPr>
+        <w:ind w:left="1080" w:hanging="360"/>
+      </w:pPr>
+      <w:rPr>
+        <w:rFonts w:ascii="Courier New" w:hAnsi="Courier New" w:cs="Courier New" w:hint="default"/>
+      </w:rPr>
+    </w:lvl>
+    <w:lvl w:ilvl="2" w:tplc="14090005" w:tentative="1">
+      <w:start w:val="1"/>
+      <w:numFmt w:val="bullet"/>
+      <w:lvlText w:val=""/>
+      <w:lvlJc w:val="left"/>
+      <w:pPr>
+        <w:ind w:left="1800" w:hanging="360"/>
+      </w:pPr>
+      <w:rPr>
+        <w:rFonts w:ascii="Wingdings" w:hAnsi="Wingdings" w:hint="default"/>
+      </w:rPr>
+    </w:lvl>
+    <w:lvl w:ilvl="3" w:tplc="14090001" w:tentative="1">
+      <w:start w:val="1"/>
+      <w:numFmt w:val="bullet"/>
+      <w:lvlText w:val=""/>
+      <w:lvlJc w:val="left"/>
+      <w:pPr>
+        <w:ind w:left="2520" w:hanging="360"/>
+      </w:pPr>
+      <w:rPr>
+        <w:rFonts w:ascii="Symbol" w:hAnsi="Symbol" w:hint="default"/>
+      </w:rPr>
+    </w:lvl>
+    <w:lvl w:ilvl="4" w:tplc="14090003" w:tentative="1">
+      <w:start w:val="1"/>
+      <w:numFmt w:val="bullet"/>
+      <w:lvlText w:val="o"/>
+      <w:lvlJc w:val="left"/>
+      <w:pPr>
+        <w:ind w:left="3240" w:hanging="360"/>
+      </w:pPr>
+      <w:rPr>
+        <w:rFonts w:ascii="Courier New" w:hAnsi="Courier New" w:cs="Courier New" w:hint="default"/>
+      </w:rPr>
+    </w:lvl>
+    <w:lvl w:ilvl="5" w:tplc="14090005" w:tentative="1">
+      <w:start w:val="1"/>
+      <w:numFmt w:val="bullet"/>
+      <w:lvlText w:val=""/>
+      <w:lvlJc w:val="left"/>
+      <w:pPr>
+        <w:ind w:left="3960" w:hanging="360"/>
+      </w:pPr>
+      <w:rPr>
+        <w:rFonts w:ascii="Wingdings" w:hAnsi="Wingdings" w:hint="default"/>
+      </w:rPr>
+    </w:lvl>
+    <w:lvl w:ilvl="6" w:tplc="14090001" w:tentative="1">
+      <w:start w:val="1"/>
+      <w:numFmt w:val="bullet"/>
+      <w:lvlText w:val=""/>
+      <w:lvlJc w:val="left"/>
+      <w:pPr>
+        <w:ind w:left="4680" w:hanging="360"/>
+      </w:pPr>
+      <w:rPr>
+        <w:rFonts w:ascii="Symbol" w:hAnsi="Symbol" w:hint="default"/>
+      </w:rPr>
+    </w:lvl>
+    <w:lvl w:ilvl="7" w:tplc="14090003" w:tentative="1">
+      <w:start w:val="1"/>
+      <w:numFmt w:val="bullet"/>
+      <w:lvlText w:val="o"/>
+      <w:lvlJc w:val="left"/>
+      <w:pPr>
+        <w:ind w:left="5400" w:hanging="360"/>
+      </w:pPr>
+      <w:rPr>
+        <w:rFonts w:ascii="Courier New" w:hAnsi="Courier New" w:cs="Courier New" w:hint="default"/>
+      </w:rPr>
+    </w:lvl>
+    <w:lvl w:ilvl="8" w:tplc="14090005" w:tentative="1">
+      <w:start w:val="1"/>
+      <w:numFmt w:val="bullet"/>
+      <w:lvlText w:val=""/>
+      <w:lvlJc w:val="left"/>
+      <w:pPr>
+        <w:ind w:left="6120" w:hanging="360"/>
+      </w:pPr>
+      <w:rPr>
+        <w:rFonts w:ascii="Wingdings" w:hAnsi="Wingdings" w:hint="default"/>
+      </w:rPr>
+    </w:lvl>
+  </w:abstractNum>
+  <w:abstractNum w:abstractNumId="16" w15:restartNumberingAfterBreak="0">
     <w:nsid w:val="49FA380A"/>
     <w:multiLevelType w:val="hybridMultilevel"/>
     <w:tmpl w:val="1676110C"/>
@@ -5503,7 +5882,120 @@
       </w:pPr>
     </w:lvl>
   </w:abstractNum>
-  <w:abstractNum w:abstractNumId="15" w15:restartNumberingAfterBreak="0">
+  <w:abstractNum w:abstractNumId="17" w15:restartNumberingAfterBreak="0">
+    <w:nsid w:val="4A722E56"/>
+    <w:multiLevelType w:val="hybridMultilevel"/>
+    <w:tmpl w:val="BA141826"/>
+    <w:lvl w:ilvl="0" w:tplc="14090001">
+      <w:start w:val="1"/>
+      <w:numFmt w:val="bullet"/>
+      <w:lvlText w:val=""/>
+      <w:lvlJc w:val="left"/>
+      <w:pPr>
+        <w:ind w:left="360" w:hanging="360"/>
+      </w:pPr>
+      <w:rPr>
+        <w:rFonts w:ascii="Symbol" w:hAnsi="Symbol" w:hint="default"/>
+      </w:rPr>
+    </w:lvl>
+    <w:lvl w:ilvl="1" w:tplc="14090003" w:tentative="1">
+      <w:start w:val="1"/>
+      <w:numFmt w:val="bullet"/>
+      <w:lvlText w:val="o"/>
+      <w:lvlJc w:val="left"/>
+      <w:pPr>
+        <w:ind w:left="1080" w:hanging="360"/>
+      </w:pPr>
+      <w:rPr>
+        <w:rFonts w:ascii="Courier New" w:hAnsi="Courier New" w:cs="Courier New" w:hint="default"/>
+      </w:rPr>
+    </w:lvl>
+    <w:lvl w:ilvl="2" w:tplc="14090005" w:tentative="1">
+      <w:start w:val="1"/>
+      <w:numFmt w:val="bullet"/>
+      <w:lvlText w:val=""/>
+      <w:lvlJc w:val="left"/>
+      <w:pPr>
+        <w:ind w:left="1800" w:hanging="360"/>
+      </w:pPr>
+      <w:rPr>
+        <w:rFonts w:ascii="Wingdings" w:hAnsi="Wingdings" w:hint="default"/>
+      </w:rPr>
+    </w:lvl>
+    <w:lvl w:ilvl="3" w:tplc="14090001" w:tentative="1">
+      <w:start w:val="1"/>
+      <w:numFmt w:val="bullet"/>
+      <w:lvlText w:val=""/>
+      <w:lvlJc w:val="left"/>
+      <w:pPr>
+        <w:ind w:left="2520" w:hanging="360"/>
+      </w:pPr>
+      <w:rPr>
+        <w:rFonts w:ascii="Symbol" w:hAnsi="Symbol" w:hint="default"/>
+      </w:rPr>
+    </w:lvl>
+    <w:lvl w:ilvl="4" w:tplc="14090003" w:tentative="1">
+      <w:start w:val="1"/>
+      <w:numFmt w:val="bullet"/>
+      <w:lvlText w:val="o"/>
+      <w:lvlJc w:val="left"/>
+      <w:pPr>
+        <w:ind w:left="3240" w:hanging="360"/>
+      </w:pPr>
+      <w:rPr>
+        <w:rFonts w:ascii="Courier New" w:hAnsi="Courier New" w:cs="Courier New" w:hint="default"/>
+      </w:rPr>
+    </w:lvl>
+    <w:lvl w:ilvl="5" w:tplc="14090005" w:tentative="1">
+      <w:start w:val="1"/>
+      <w:numFmt w:val="bullet"/>
+      <w:lvlText w:val=""/>
+      <w:lvlJc w:val="left"/>
+      <w:pPr>
+        <w:ind w:left="3960" w:hanging="360"/>
+      </w:pPr>
+      <w:rPr>
+        <w:rFonts w:ascii="Wingdings" w:hAnsi="Wingdings" w:hint="default"/>
+      </w:rPr>
+    </w:lvl>
+    <w:lvl w:ilvl="6" w:tplc="14090001" w:tentative="1">
+      <w:start w:val="1"/>
+      <w:numFmt w:val="bullet"/>
+      <w:lvlText w:val=""/>
+      <w:lvlJc w:val="left"/>
+      <w:pPr>
+        <w:ind w:left="4680" w:hanging="360"/>
+      </w:pPr>
+      <w:rPr>
+        <w:rFonts w:ascii="Symbol" w:hAnsi="Symbol" w:hint="default"/>
+      </w:rPr>
+    </w:lvl>
+    <w:lvl w:ilvl="7" w:tplc="14090003" w:tentative="1">
+      <w:start w:val="1"/>
+      <w:numFmt w:val="bullet"/>
+      <w:lvlText w:val="o"/>
+      <w:lvlJc w:val="left"/>
+      <w:pPr>
+        <w:ind w:left="5400" w:hanging="360"/>
+      </w:pPr>
+      <w:rPr>
+        <w:rFonts w:ascii="Courier New" w:hAnsi="Courier New" w:cs="Courier New" w:hint="default"/>
+      </w:rPr>
+    </w:lvl>
+    <w:lvl w:ilvl="8" w:tplc="14090005" w:tentative="1">
+      <w:start w:val="1"/>
+      <w:numFmt w:val="bullet"/>
+      <w:lvlText w:val=""/>
+      <w:lvlJc w:val="left"/>
+      <w:pPr>
+        <w:ind w:left="6120" w:hanging="360"/>
+      </w:pPr>
+      <w:rPr>
+        <w:rFonts w:ascii="Wingdings" w:hAnsi="Wingdings" w:hint="default"/>
+      </w:rPr>
+    </w:lvl>
+  </w:abstractNum>
+  <w:abstractNum w:abstractNumId="18" w15:restartNumberingAfterBreak="0">
     <w:nsid w:val="4D993B0C"/>
     <w:multiLevelType w:val="hybridMultilevel"/>
     <w:tmpl w:val="25D006B6"/>
@@ -5616,7 +6108,7 @@
       </w:rPr>
     </w:lvl>
   </w:abstractNum>
-  <w:abstractNum w:abstractNumId="16" w15:restartNumberingAfterBreak="0">
+  <w:abstractNum w:abstractNumId="19" w15:restartNumberingAfterBreak="0">
     <w:nsid w:val="4FAA006A"/>
     <w:multiLevelType w:val="hybridMultilevel"/>
     <w:tmpl w:val="94EA5074"/>
@@ -5702,7 +6194,7 @@
       </w:pPr>
     </w:lvl>
   </w:abstractNum>
-  <w:abstractNum w:abstractNumId="17" w15:restartNumberingAfterBreak="0">
+  <w:abstractNum w:abstractNumId="20" w15:restartNumberingAfterBreak="0">
     <w:nsid w:val="61E5548B"/>
     <w:multiLevelType w:val="hybridMultilevel"/>
     <w:tmpl w:val="8570A53A"/>
@@ -5791,7 +6283,7 @@
       </w:pPr>
     </w:lvl>
   </w:abstractNum>
-  <w:abstractNum w:abstractNumId="18" w15:restartNumberingAfterBreak="0">
+  <w:abstractNum w:abstractNumId="21" w15:restartNumberingAfterBreak="0">
     <w:nsid w:val="65B065B4"/>
     <w:multiLevelType w:val="hybridMultilevel"/>
     <w:tmpl w:val="5D700912"/>
@@ -5905,7 +6397,7 @@
       </w:rPr>
     </w:lvl>
   </w:abstractNum>
-  <w:abstractNum w:abstractNumId="19" w15:restartNumberingAfterBreak="0">
+  <w:abstractNum w:abstractNumId="22" w15:restartNumberingAfterBreak="0">
     <w:nsid w:val="675A2476"/>
     <w:multiLevelType w:val="hybridMultilevel"/>
     <w:tmpl w:val="B96AAEAE"/>
@@ -6018,7 +6510,7 @@
       </w:rPr>
     </w:lvl>
   </w:abstractNum>
-  <w:abstractNum w:abstractNumId="20" w15:restartNumberingAfterBreak="0">
+  <w:abstractNum w:abstractNumId="23" w15:restartNumberingAfterBreak="0">
     <w:nsid w:val="6C704C18"/>
     <w:multiLevelType w:val="hybridMultilevel"/>
     <w:tmpl w:val="67D27778"/>
@@ -6107,7 +6599,7 @@
       </w:pPr>
     </w:lvl>
   </w:abstractNum>
-  <w:abstractNum w:abstractNumId="21" w15:restartNumberingAfterBreak="0">
+  <w:abstractNum w:abstractNumId="24" w15:restartNumberingAfterBreak="0">
     <w:nsid w:val="73560715"/>
     <w:multiLevelType w:val="hybridMultilevel"/>
     <w:tmpl w:val="BECE77BE"/>
@@ -6193,7 +6685,7 @@
       </w:pPr>
     </w:lvl>
   </w:abstractNum>
-  <w:abstractNum w:abstractNumId="22" w15:restartNumberingAfterBreak="0">
+  <w:abstractNum w:abstractNumId="25" w15:restartNumberingAfterBreak="0">
     <w:nsid w:val="74AA6EC1"/>
     <w:multiLevelType w:val="hybridMultilevel"/>
     <w:tmpl w:val="8570A53A"/>
@@ -6282,7 +6774,7 @@
       </w:pPr>
     </w:lvl>
   </w:abstractNum>
-  <w:abstractNum w:abstractNumId="23" w15:restartNumberingAfterBreak="0">
+  <w:abstractNum w:abstractNumId="26" w15:restartNumberingAfterBreak="0">
     <w:nsid w:val="77AC42FB"/>
     <w:multiLevelType w:val="hybridMultilevel"/>
     <w:tmpl w:val="BECE77BE"/>
@@ -6368,7 +6860,7 @@
       </w:pPr>
     </w:lvl>
   </w:abstractNum>
-  <w:abstractNum w:abstractNumId="24" w15:restartNumberingAfterBreak="0">
+  <w:abstractNum w:abstractNumId="27" w15:restartNumberingAfterBreak="0">
     <w:nsid w:val="79272679"/>
     <w:multiLevelType w:val="hybridMultilevel"/>
     <w:tmpl w:val="11C071FC"/>
@@ -6485,76 +6977,85 @@
     <w:abstractNumId w:val="0"/>
   </w:num>
   <w:num w:numId="2" w16cid:durableId="1564297178">
+    <w:abstractNumId w:val="14"/>
+  </w:num>
+  <w:num w:numId="3" w16cid:durableId="1405642523">
+    <w:abstractNumId w:val="21"/>
+  </w:num>
+  <w:num w:numId="4" w16cid:durableId="1598831606">
+    <w:abstractNumId w:val="8"/>
+  </w:num>
+  <w:num w:numId="5" w16cid:durableId="2004770207">
+    <w:abstractNumId w:val="3"/>
+  </w:num>
+  <w:num w:numId="6" w16cid:durableId="237516534">
+    <w:abstractNumId w:val="10"/>
+  </w:num>
+  <w:num w:numId="7" w16cid:durableId="1496796575">
+    <w:abstractNumId w:val="19"/>
+  </w:num>
+  <w:num w:numId="8" w16cid:durableId="1475176330">
+    <w:abstractNumId w:val="5"/>
+  </w:num>
+  <w:num w:numId="9" w16cid:durableId="1136751624">
+    <w:abstractNumId w:val="12"/>
+  </w:num>
+  <w:num w:numId="10" w16cid:durableId="1363627534">
+    <w:abstractNumId w:val="23"/>
+  </w:num>
+  <w:num w:numId="11" w16cid:durableId="597173261">
+    <w:abstractNumId w:val="16"/>
+  </w:num>
+  <w:num w:numId="12" w16cid:durableId="1393192729">
+    <w:abstractNumId w:val="25"/>
+  </w:num>
+  <w:num w:numId="13" w16cid:durableId="2111274085">
+    <w:abstractNumId w:val="6"/>
+  </w:num>
+  <w:num w:numId="14" w16cid:durableId="1289780109">
+    <w:abstractNumId w:val="20"/>
+  </w:num>
+  <w:num w:numId="15" w16cid:durableId="775948869">
+    <w:abstractNumId w:val="9"/>
+  </w:num>
+  <w:num w:numId="16" w16cid:durableId="1071003879">
+    <w:abstractNumId w:val="11"/>
+  </w:num>
+  <w:num w:numId="17" w16cid:durableId="1415979413">
+    <w:abstractNumId w:val="4"/>
+  </w:num>
+  <w:num w:numId="18" w16cid:durableId="1929999945">
+    <w:abstractNumId w:val="26"/>
+  </w:num>
+  <w:num w:numId="19" w16cid:durableId="1383794188">
+    <w:abstractNumId w:val="2"/>
+  </w:num>
+  <w:num w:numId="20" w16cid:durableId="409161819">
     <w:abstractNumId w:val="13"/>
   </w:num>
-  <w:num w:numId="3" w16cid:durableId="1405642523">
+  <w:num w:numId="21" w16cid:durableId="1222523425">
+    <w:abstractNumId w:val="24"/>
+  </w:num>
+  <w:num w:numId="22" w16cid:durableId="671628">
+    <w:abstractNumId w:val="27"/>
+  </w:num>
+  <w:num w:numId="23" w16cid:durableId="477578719">
     <w:abstractNumId w:val="18"/>
   </w:num>
-  <w:num w:numId="4" w16cid:durableId="1598831606">
+  <w:num w:numId="24" w16cid:durableId="1630821583">
+    <w:abstractNumId w:val="22"/>
+  </w:num>
+  <w:num w:numId="25" w16cid:durableId="630864187">
     <w:abstractNumId w:val="7"/>
   </w:num>
-  <w:num w:numId="5" w16cid:durableId="2004770207">
-    <w:abstractNumId w:val="2"/>
-  </w:num>
-  <w:num w:numId="6" w16cid:durableId="237516534">
-    <w:abstractNumId w:val="9"/>
-  </w:num>
-  <w:num w:numId="7" w16cid:durableId="1496796575">
-    <w:abstractNumId w:val="16"/>
-  </w:num>
-  <w:num w:numId="8" w16cid:durableId="1475176330">
-    <w:abstractNumId w:val="4"/>
-  </w:num>
-  <w:num w:numId="9" w16cid:durableId="1136751624">
-    <w:abstractNumId w:val="11"/>
-  </w:num>
-  <w:num w:numId="10" w16cid:durableId="1363627534">
-    <w:abstractNumId w:val="20"/>
-  </w:num>
-  <w:num w:numId="11" w16cid:durableId="597173261">
-    <w:abstractNumId w:val="14"/>
-  </w:num>
-  <w:num w:numId="12" w16cid:durableId="1393192729">
-    <w:abstractNumId w:val="22"/>
-  </w:num>
-  <w:num w:numId="13" w16cid:durableId="2111274085">
-    <w:abstractNumId w:val="5"/>
-  </w:num>
-  <w:num w:numId="14" w16cid:durableId="1289780109">
-    <w:abstractNumId w:val="17"/>
-  </w:num>
-  <w:num w:numId="15" w16cid:durableId="775948869">
-    <w:abstractNumId w:val="8"/>
-  </w:num>
-  <w:num w:numId="16" w16cid:durableId="1071003879">
-    <w:abstractNumId w:val="10"/>
-  </w:num>
-  <w:num w:numId="17" w16cid:durableId="1415979413">
-    <w:abstractNumId w:val="3"/>
-  </w:num>
-  <w:num w:numId="18" w16cid:durableId="1929999945">
-    <w:abstractNumId w:val="23"/>
-  </w:num>
-  <w:num w:numId="19" w16cid:durableId="1383794188">
+  <w:num w:numId="26" w16cid:durableId="493643882">
     <w:abstractNumId w:val="1"/>
   </w:num>
-  <w:num w:numId="20" w16cid:durableId="409161819">
-    <w:abstractNumId w:val="12"/>
-  </w:num>
-  <w:num w:numId="21" w16cid:durableId="1222523425">
-    <w:abstractNumId w:val="21"/>
-  </w:num>
-  <w:num w:numId="22" w16cid:durableId="671628">
-    <w:abstractNumId w:val="24"/>
-  </w:num>
-  <w:num w:numId="23" w16cid:durableId="477578719">
+  <w:num w:numId="27" w16cid:durableId="993989504">
     <w:abstractNumId w:val="15"/>
   </w:num>
-  <w:num w:numId="24" w16cid:durableId="1630821583">
-    <w:abstractNumId w:val="19"/>
-  </w:num>
-  <w:num w:numId="25" w16cid:durableId="630864187">
-    <w:abstractNumId w:val="6"/>
+  <w:num w:numId="28" w16cid:durableId="1300719537">
+    <w:abstractNumId w:val="17"/>
   </w:num>
 </w:numbering>
 </file>
@@ -6858,7 +7359,7 @@
     <w:rPr>
       <w:sz w:val="24"/>
       <w:szCs w:val="24"/>
-      <w:lang w:val="en-US" w:eastAsia="en-US" w:bidi="ar-SA"/>
+      <w:lang w:eastAsia="en-US" w:bidi="ar-SA"/>
     </w:rPr>
   </w:style>
   <w:style w:type="character" w:default="1" w:styleId="DefaultParagraphFont">
